--- a/index.docx
+++ b/index.docx
@@ -137,13 +137,13 @@
           <w:tbl>
             <w:tblPr>
               <w:tblStyle w:val="Table"/>
-              <w:tblW w:type="pct" w:w="2569"/>
-              <w:tblLayout w:type="fixed"/>
+              <w:tblW w:type="auto" w:w="0"/>
               <w:tblLook w:firstRow="1" w:lastRow="0" w:firstColumn="0" w:lastColumn="0" w:noHBand="0" w:noVBand="0" w:val="0020"/>
             </w:tblPr>
             <w:tblGrid>
               <w:gridCol w:w="2640"/>
-              <w:gridCol w:w="1430"/>
+              <w:gridCol w:w="2640"/>
+              <w:gridCol w:w="2640"/>
             </w:tblGrid>
             <w:tr>
               <w:trPr>
@@ -154,11 +154,7 @@
                 <w:p>
                   <w:pPr>
                     <w:pStyle w:val="Compact"/>
-                    <w:jc w:val="left"/>
-                  </w:pPr>
-                  <w:r>
-                    <w:t xml:space="preserve">Name</w:t>
-                  </w:r>
+                  </w:pPr>
                 </w:p>
               </w:tc>
               <w:tc>
@@ -166,7 +162,17 @@
                 <w:p>
                   <w:pPr>
                     <w:pStyle w:val="Compact"/>
-                    <w:jc w:val="left"/>
+                  </w:pPr>
+                  <w:r>
+                    <w:t xml:space="preserve">Name</w:t>
+                  </w:r>
+                </w:p>
+              </w:tc>
+              <w:tc>
+                <w:tcPr/>
+                <w:p>
+                  <w:pPr>
+                    <w:pStyle w:val="Compact"/>
                   </w:pPr>
                   <w:r>
                     <w:t xml:space="preserve">Date</w:t>
@@ -180,40 +186,9 @@
                 <w:p>
                   <w:pPr>
                     <w:pStyle w:val="Compact"/>
-                    <w:jc w:val="left"/>
-                  </w:pPr>
-                  <w:r>
-                    <w:t xml:space="preserve">Michael Coslovsky,</w:t>
-                  </w:r>
-                  <w:r>
-                    <w:rPr>
-                      <w:rStyle w:val="FootnoteReference"/>
-                    </w:rPr>
-                    <w:footnoteReference w:id="23"/>
-                  </w:r>
-                  <w:r>
-                    <w:t xml:space="preserve"> </w:t>
-                  </w:r>
-                  <w:r>
-                    <w:t xml:space="preserve">Christine Otieno,</w:t>
-                  </w:r>
-                  <w:r>
-                    <w:rPr>
-                      <w:rStyle w:val="FootnoteReference"/>
-                    </w:rPr>
-                    <w:footnoteReference w:id="24"/>
-                  </w:r>
-                  <w:r>
-                    <w:t xml:space="preserve"> </w:t>
-                  </w:r>
-                  <w:r>
-                    <w:t xml:space="preserve">Alan Haynes</w:t>
-                  </w:r>
-                  <w:r>
-                    <w:rPr>
-                      <w:rStyle w:val="FootnoteReference"/>
-                    </w:rPr>
-                    <w:footnoteReference w:id="25"/>
+                  </w:pPr>
+                  <w:r>
+                    <w:t xml:space="preserve">Authored by:</w:t>
                   </w:r>
                 </w:p>
               </w:tc>
@@ -222,10 +197,67 @@
                 <w:p>
                   <w:pPr>
                     <w:pStyle w:val="Compact"/>
-                    <w:jc w:val="left"/>
-                  </w:pPr>
-                  <w:r>
-                    <w:t xml:space="preserve">2025-01-01</w:t>
+                  </w:pPr>
+                  <w:r>
+                    <w:t xml:space="preserve">Cyril Jaksic</w:t>
+                  </w:r>
+                  <w:r>
+                    <w:rPr>
+                      <w:rStyle w:val="FootnoteReference"/>
+                    </w:rPr>
+                    <w:footnoteReference w:id="23"/>
+                  </w:r>
+                </w:p>
+              </w:tc>
+              <w:tc>
+                <w:tcPr/>
+                <w:p>
+                  <w:pPr>
+                    <w:pStyle w:val="Compact"/>
+                  </w:pPr>
+                  <w:r>
+                    <w:t xml:space="preserve">2026-05-07</w:t>
+                  </w:r>
+                </w:p>
+              </w:tc>
+            </w:tr>
+            <w:tr>
+              <w:tc>
+                <w:tcPr/>
+                <w:p>
+                  <w:pPr>
+                    <w:pStyle w:val="Compact"/>
+                  </w:pPr>
+                  <w:r>
+                    <w:t xml:space="preserve">Reviewed by:</w:t>
+                  </w:r>
+                </w:p>
+              </w:tc>
+              <w:tc>
+                <w:tcPr/>
+                <w:p>
+                  <w:pPr>
+                    <w:pStyle w:val="Compact"/>
+                  </w:pPr>
+                  <w:r>
+                    <w:t xml:space="preserve">Alan Haynes</w:t>
+                  </w:r>
+                  <w:r>
+                    <w:rPr>
+                      <w:rStyle w:val="FootnoteReference"/>
+                    </w:rPr>
+                    <w:footnoteReference w:id="24"/>
+                  </w:r>
+                </w:p>
+              </w:tc>
+              <w:tc>
+                <w:tcPr/>
+                <w:p>
+                  <w:pPr>
+                    <w:pStyle w:val="Compact"/>
+                  </w:pPr>
+                  <w:r>
+                    <w:t xml:space="preserve">2026-05-07</w:t>
                   </w:r>
                 </w:p>
               </w:tc>
@@ -258,15 +290,15 @@
           <w:tbl>
             <w:tblPr>
               <w:tblStyle w:val="Table"/>
-              <w:tblW w:type="pct" w:w="4514"/>
+              <w:tblW w:type="pct" w:w="4898"/>
               <w:tblLayout w:type="fixed"/>
               <w:tblLook w:firstRow="1" w:lastRow="0" w:firstColumn="0" w:lastColumn="0" w:noHBand="0" w:noVBand="0" w:val="0020"/>
             </w:tblPr>
             <w:tblGrid>
-              <w:gridCol w:w="1100"/>
-              <w:gridCol w:w="1430"/>
-              <w:gridCol w:w="2310"/>
-              <w:gridCol w:w="2310"/>
+              <w:gridCol w:w="1939"/>
+              <w:gridCol w:w="1939"/>
+              <w:gridCol w:w="1939"/>
+              <w:gridCol w:w="1939"/>
             </w:tblGrid>
             <w:tr>
               <w:trPr>
@@ -379,6 +411,62 @@
                   </w:pPr>
                   <w:r>
                     <w:t xml:space="preserve">Initial draft</w:t>
+                  </w:r>
+                </w:p>
+              </w:tc>
+            </w:tr>
+            <w:tr>
+              <w:tc>
+                <w:tcPr/>
+                <w:p>
+                  <w:pPr>
+                    <w:pStyle w:val="Compact"/>
+                    <w:jc w:val="left"/>
+                  </w:pPr>
+                  <w:r>
+                    <w:t xml:space="preserve">1.1</w:t>
+                  </w:r>
+                </w:p>
+              </w:tc>
+              <w:tc>
+                <w:tcPr/>
+                <w:p>
+                  <w:pPr>
+                    <w:pStyle w:val="Compact"/>
+                    <w:jc w:val="left"/>
+                  </w:pPr>
+                  <w:r>
+                    <w:t xml:space="preserve">2026-05-07</w:t>
+                  </w:r>
+                </w:p>
+              </w:tc>
+              <w:tc>
+                <w:tcPr/>
+                <w:p>
+                  <w:pPr>
+                    <w:pStyle w:val="Compact"/>
+                    <w:jc w:val="left"/>
+                  </w:pPr>
+                  <w:r>
+                    <w:t xml:space="preserve">Cyril Jaksic</w:t>
+                  </w:r>
+                </w:p>
+              </w:tc>
+              <w:tc>
+                <w:tcPr/>
+                <w:p>
+                  <w:pPr>
+                    <w:pStyle w:val="Compact"/>
+                    <w:jc w:val="left"/>
+                  </w:pPr>
+                  <w:r>
+                    <w:t xml:space="preserve">Update in links and</w:t>
+                  </w:r>
+                  <w:r>
+                    <w:t xml:space="preserve"> </w:t>
+                  </w:r>
+                  <w:r>
+                    <w:t xml:space="preserve">documents version</w:t>
                   </w:r>
                 </w:p>
               </w:tc>
@@ -395,7 +483,7 @@
         </w:tc>
       </w:tr>
     </w:tbl>
-    <w:bookmarkStart w:id="26" w:name="sec-executive-summary"/>
+    <w:bookmarkStart w:id="25" w:name="sec-executive-summary"/>
     <w:p>
       <w:pPr>
         <w:pStyle w:val="Heading1"/>
@@ -564,8 +652,8 @@
         <w:t xml:space="preserve">, the decision whether testing a function of an R add-on package is needed depends on the combined assessment of the add-on package’s baseline risk and of the risk associated with the specific product to be generated.</w:t>
       </w:r>
     </w:p>
-    <w:bookmarkEnd w:id="26"/>
-    <w:bookmarkStart w:id="37" w:name="sec-introduction"/>
+    <w:bookmarkEnd w:id="25"/>
+    <w:bookmarkStart w:id="36" w:name="sec-introduction"/>
     <w:p>
       <w:pPr>
         <w:pStyle w:val="Heading1"/>
@@ -585,7 +673,7 @@
         <w:rPr>
           <w:rStyle w:val="FootnoteReference"/>
         </w:rPr>
-        <w:footnoteReference w:id="27"/>
+        <w:footnoteReference w:id="26"/>
       </w:r>
       <w:r>
         <w:t xml:space="preserve"> </w:t>
@@ -641,7 +729,7 @@
         <w:rPr>
           <w:rStyle w:val="FootnoteReference"/>
         </w:rPr>
-        <w:footnoteReference w:id="28"/>
+        <w:footnoteReference w:id="27"/>
       </w:r>
       <w:r>
         <w:t xml:space="preserve">.</w:t>
@@ -734,7 +822,7 @@
         <w:rPr>
           <w:rStyle w:val="FootnoteReference"/>
         </w:rPr>
-        <w:footnoteReference w:id="29"/>
+        <w:footnoteReference w:id="28"/>
       </w:r>
       <w:r>
         <w:t xml:space="preserve"> </w:t>
@@ -751,7 +839,7 @@
           <w:numId w:val="1004"/>
         </w:numPr>
       </w:pPr>
-      <w:hyperlink r:id="rId30">
+      <w:hyperlink r:id="rId29">
         <w:r>
           <w:rPr>
             <w:rStyle w:val="Hyperlink"/>
@@ -768,7 +856,7 @@
           <w:numId w:val="1004"/>
         </w:numPr>
       </w:pPr>
-      <w:hyperlink r:id="rId31">
+      <w:hyperlink r:id="rId30">
         <w:r>
           <w:rPr>
             <w:rStyle w:val="Hyperlink"/>
@@ -785,7 +873,7 @@
           <w:numId w:val="1004"/>
         </w:numPr>
       </w:pPr>
-      <w:hyperlink r:id="rId32">
+      <w:hyperlink r:id="rId31">
         <w:r>
           <w:rPr>
             <w:rStyle w:val="Hyperlink"/>
@@ -802,7 +890,7 @@
           <w:numId w:val="1004"/>
         </w:numPr>
       </w:pPr>
-      <w:hyperlink r:id="rId33">
+      <w:hyperlink r:id="rId32">
         <w:r>
           <w:rPr>
             <w:rStyle w:val="Hyperlink"/>
@@ -819,7 +907,7 @@
           <w:numId w:val="1004"/>
         </w:numPr>
       </w:pPr>
-      <w:hyperlink r:id="rId34">
+      <w:hyperlink r:id="rId33">
         <w:r>
           <w:rPr>
             <w:rStyle w:val="Hyperlink"/>
@@ -836,7 +924,7 @@
           <w:numId w:val="1004"/>
         </w:numPr>
       </w:pPr>
-      <w:hyperlink r:id="rId35">
+      <w:hyperlink r:id="rId34">
         <w:r>
           <w:rPr>
             <w:rStyle w:val="Hyperlink"/>
@@ -863,7 +951,7 @@
       <w:r>
         <w:t xml:space="preserve"> </w:t>
       </w:r>
-      <w:hyperlink r:id="rId36">
+      <w:hyperlink r:id="rId35">
         <w:r>
           <w:rPr>
             <w:rStyle w:val="Hyperlink"/>
@@ -875,8 +963,8 @@
         <w:t xml:space="preserve">.</w:t>
       </w:r>
     </w:p>
-    <w:bookmarkEnd w:id="37"/>
-    <w:bookmarkStart w:id="43" w:name="sec-background"/>
+    <w:bookmarkEnd w:id="36"/>
+    <w:bookmarkStart w:id="42" w:name="sec-background"/>
     <w:p>
       <w:pPr>
         <w:pStyle w:val="Heading1"/>
@@ -907,7 +995,7 @@
       <w:r>
         <w:t xml:space="preserve"> </w:t>
       </w:r>
-      <w:hyperlink r:id="rId38">
+      <w:hyperlink r:id="rId37">
         <w:r>
           <w:rPr>
             <w:rStyle w:val="Hyperlink"/>
@@ -922,7 +1010,7 @@
         <w:rPr>
           <w:rStyle w:val="FootnoteReference"/>
         </w:rPr>
-        <w:footnoteReference w:id="39"/>
+        <w:footnoteReference w:id="38"/>
       </w:r>
       <w:r>
         <w:t xml:space="preserve"> </w:t>
@@ -933,7 +1021,7 @@
       <w:r>
         <w:t xml:space="preserve"> </w:t>
       </w:r>
-      <w:hyperlink r:id="rId40">
+      <w:hyperlink r:id="rId39">
         <w:r>
           <w:rPr>
             <w:rStyle w:val="Hyperlink"/>
@@ -994,18 +1082,18 @@
       <w:r>
         <w:t xml:space="preserve"> </w:t>
       </w:r>
-      <w:hyperlink r:id="rId41">
+      <w:hyperlink r:id="rId40">
         <w:r>
           <w:rPr>
             <w:rStyle w:val="Hyperlink"/>
           </w:rPr>
-          <w:t xml:space="preserve">R: Regulatory compliance and validation issues – a guidance document, 2021</w:t>
+          <w:t xml:space="preserve">R: Regulatory compliance and validation issues – a guidance document, 2026</w:t>
         </w:r>
       </w:hyperlink>
       <w:r>
         <w:t xml:space="preserve">) and is available via the Central R Archive Network (</w:t>
       </w:r>
-      <w:hyperlink r:id="rId42">
+      <w:hyperlink r:id="rId41">
         <w:r>
           <w:rPr>
             <w:rStyle w:val="Hyperlink"/>
@@ -1049,8 +1137,8 @@
         <w:t xml:space="preserve">Additionally, R add-on packages may be developed in-house for internal use only and not distributed via any of the channels mentioned above. If such R add-on packages, or any of their functions, are used in the GxP context (e.g., clinical research), they must also be validated. This validation should, whenever feasible, follow the process outlined in this document and associated SOPs even if the R add-on package is not shared with the SCTO community.</w:t>
       </w:r>
     </w:p>
-    <w:bookmarkEnd w:id="43"/>
-    <w:bookmarkStart w:id="44" w:name="sec-glossary"/>
+    <w:bookmarkEnd w:id="42"/>
+    <w:bookmarkStart w:id="43" w:name="sec-glossary"/>
     <w:p>
       <w:pPr>
         <w:pStyle w:val="Heading1"/>
@@ -1392,7 +1480,7 @@
       <w:r>
         <w:t xml:space="preserve"> </w:t>
       </w:r>
-      <w:hyperlink r:id="rId41">
+      <w:hyperlink r:id="rId40">
         <w:r>
           <w:rPr>
             <w:rStyle w:val="Hyperlink"/>
@@ -1468,8 +1556,8 @@
         <w:t xml:space="preserve">A set of documents that is prepared to plan and to provide evidence for the validation process.</w:t>
       </w:r>
     </w:p>
-    <w:bookmarkEnd w:id="44"/>
-    <w:bookmarkStart w:id="46" w:name="sec-general-approach"/>
+    <w:bookmarkEnd w:id="43"/>
+    <w:bookmarkStart w:id="45" w:name="sec-general-approach"/>
     <w:p>
       <w:pPr>
         <w:pStyle w:val="Heading1"/>
@@ -1548,7 +1636,7 @@
         <w:rPr>
           <w:rStyle w:val="FootnoteReference"/>
         </w:rPr>
-        <w:footnoteReference w:id="45"/>
+        <w:footnoteReference w:id="44"/>
       </w:r>
       <w:r>
         <w:rPr>
@@ -2122,8 +2210,8 @@
         <w:t xml:space="preserve">above.</w:t>
       </w:r>
     </w:p>
-    <w:bookmarkEnd w:id="46"/>
-    <w:bookmarkStart w:id="49" w:name="sec-scope"/>
+    <w:bookmarkEnd w:id="45"/>
+    <w:bookmarkStart w:id="48" w:name="sec-scope"/>
     <w:p>
       <w:pPr>
         <w:pStyle w:val="Heading1"/>
@@ -2132,7 +2220,7 @@
         <w:t xml:space="preserve">6. Scope of this SCTO Validation Policy</w:t>
       </w:r>
     </w:p>
-    <w:bookmarkStart w:id="47" w:name="sec-in-scope"/>
+    <w:bookmarkStart w:id="46" w:name="sec-in-scope"/>
     <w:p>
       <w:pPr>
         <w:pStyle w:val="Heading2"/>
@@ -2340,8 +2428,8 @@
         <w:t xml:space="preserve">).</w:t>
       </w:r>
     </w:p>
-    <w:bookmarkEnd w:id="47"/>
-    <w:bookmarkStart w:id="48" w:name="sec-out-of-scope"/>
+    <w:bookmarkEnd w:id="46"/>
+    <w:bookmarkStart w:id="47" w:name="sec-out-of-scope"/>
     <w:p>
       <w:pPr>
         <w:pStyle w:val="Heading2"/>
@@ -2598,9 +2686,9 @@
         <w:t xml:space="preserve">Internal, organization specific, processes of CTUs.</w:t>
       </w:r>
     </w:p>
+    <w:bookmarkEnd w:id="47"/>
     <w:bookmarkEnd w:id="48"/>
-    <w:bookmarkEnd w:id="49"/>
-    <w:bookmarkStart w:id="66" w:name="sec-detailed-approach"/>
+    <w:bookmarkStart w:id="65" w:name="sec-detailed-approach"/>
     <w:p>
       <w:pPr>
         <w:pStyle w:val="Heading1"/>
@@ -2774,7 +2862,7 @@
       <w:tr>
         <w:tc>
           <w:tcPr/>
-          <w:bookmarkStart w:id="50" w:name="tbl-docs"/>
+          <w:bookmarkStart w:id="49" w:name="tbl-docs"/>
           <w:p>
             <w:pPr>
               <w:jc w:val="center"/>
@@ -3899,11 +3987,11 @@
               </w:tc>
             </w:tr>
           </w:tbl>
-          <w:bookmarkEnd w:id="50"/>
+          <w:bookmarkEnd w:id="49"/>
         </w:tc>
       </w:tr>
     </w:tbl>
-    <w:bookmarkStart w:id="51" w:name="sec-it-iq"/>
+    <w:bookmarkStart w:id="50" w:name="sec-it-iq"/>
     <w:p>
       <w:pPr>
         <w:pStyle w:val="Heading2"/>
@@ -3958,8 +4046,8 @@
         <w:t xml:space="preserve">infrastructure on which R is running is qualified.</w:t>
       </w:r>
     </w:p>
-    <w:bookmarkEnd w:id="51"/>
-    <w:bookmarkStart w:id="59" w:name="sec-r-base-install"/>
+    <w:bookmarkEnd w:id="50"/>
+    <w:bookmarkStart w:id="58" w:name="sec-r-base-install"/>
     <w:p>
       <w:pPr>
         <w:pStyle w:val="Heading2"/>
@@ -4107,7 +4195,7 @@
       <w:tr>
         <w:tc>
           <w:tcPr/>
-          <w:bookmarkStart w:id="58" w:name="tbl-r-base-install-docs"/>
+          <w:bookmarkStart w:id="57" w:name="tbl-r-base-install-docs"/>
           <w:p>
             <w:pPr>
               <w:jc w:val="center"/>
@@ -4640,7 +4728,7 @@
                     <w:jc w:val="left"/>
                     <w:jc w:val="center"/>
                   </w:pPr>
-                  <w:hyperlink r:id="rId52">
+                  <w:hyperlink r:id="rId51">
                     <w:r>
                       <w:rPr>
                         <w:rStyle w:val="Hyperlink"/>
@@ -4966,7 +5054,7 @@
                   <w:r>
                     <w:t xml:space="preserve">“</w:t>
                   </w:r>
-                  <w:hyperlink r:id="rId41">
+                  <w:hyperlink r:id="rId40">
                     <w:r>
                       <w:rPr>
                         <w:rStyle w:val="Hyperlink"/>
@@ -5067,6 +5155,416 @@
                     <w:jc w:val="left"/>
                     <w:jc w:val="center"/>
                   </w:pPr>
+                  <w:hyperlink r:id="rId52">
+                    <w:r>
+                      <w:rPr>
+                        <w:rStyle w:val="Hyperlink"/>
+                      </w:rPr>
+                      <w:t xml:space="preserve">Example</w:t>
+                    </w:r>
+                  </w:hyperlink>
+                </w:p>
+              </w:tc>
+              <w:tc>
+                <w:tcPr/>
+                <w:p>
+                  <w:pPr>
+                    <w:jc w:val="left"/>
+                    <w:jc w:val="center"/>
+                  </w:pPr>
+                  <w:r>
+                    <w:rPr>
+                      <w:b/>
+                      <w:bCs/>
+                    </w:rPr>
+                    <w:t xml:space="preserve">Required for R base</w:t>
+                  </w:r>
+                  <w:r>
+                    <w:rPr>
+                      <w:b/>
+                      <w:bCs/>
+                    </w:rPr>
+                    <w:t xml:space="preserve"> </w:t>
+                  </w:r>
+                  <w:r>
+                    <w:rPr>
+                      <w:b/>
+                      <w:bCs/>
+                    </w:rPr>
+                    <w:t xml:space="preserve">installation validation:</w:t>
+                  </w:r>
+                </w:p>
+                <w:p>
+                  <w:pPr>
+                    <w:pStyle w:val="Compact"/>
+                    <w:numPr>
+                      <w:ilvl w:val="0"/>
+                      <w:numId w:val="1025"/>
+                    </w:numPr>
+                    <w:jc w:val="left"/>
+                    <w:jc w:val="center"/>
+                  </w:pPr>
+                  <w:r>
+                    <w:t xml:space="preserve">Yes</w:t>
+                  </w:r>
+                </w:p>
+                <w:p>
+                  <w:pPr>
+                    <w:jc w:val="left"/>
+                    <w:jc w:val="center"/>
+                  </w:pPr>
+                  <w:r>
+                    <w:rPr>
+                      <w:b/>
+                      <w:bCs/>
+                    </w:rPr>
+                    <w:t xml:space="preserve">Frequency of update:</w:t>
+                  </w:r>
+                </w:p>
+                <w:p>
+                  <w:pPr>
+                    <w:numPr>
+                      <w:ilvl w:val="0"/>
+                      <w:numId w:val="1026"/>
+                    </w:numPr>
+                    <w:jc w:val="left"/>
+                    <w:jc w:val="center"/>
+                  </w:pPr>
+                  <w:r>
+                    <w:t xml:space="preserve">Created before/ with</w:t>
+                  </w:r>
+                  <w:r>
+                    <w:t xml:space="preserve"> </w:t>
+                  </w:r>
+                  <w:r>
+                    <w:t xml:space="preserve">the first R base</w:t>
+                  </w:r>
+                  <w:r>
+                    <w:t xml:space="preserve"> </w:t>
+                  </w:r>
+                  <w:r>
+                    <w:t xml:space="preserve">installation</w:t>
+                  </w:r>
+                  <w:r>
+                    <w:t xml:space="preserve"> </w:t>
+                  </w:r>
+                  <w:r>
+                    <w:t xml:space="preserve">validation.</w:t>
+                  </w:r>
+                </w:p>
+                <w:p>
+                  <w:pPr>
+                    <w:numPr>
+                      <w:ilvl w:val="0"/>
+                      <w:numId w:val="1026"/>
+                    </w:numPr>
+                    <w:jc w:val="left"/>
+                    <w:jc w:val="center"/>
+                  </w:pPr>
+                  <w:r>
+                    <w:t xml:space="preserve">Updated, if any of the</w:t>
+                  </w:r>
+                  <w:r>
+                    <w:t xml:space="preserve"> </w:t>
+                  </w:r>
+                  <w:r>
+                    <w:t xml:space="preserve">assessed aspects</w:t>
+                  </w:r>
+                  <w:r>
+                    <w:t xml:space="preserve"> </w:t>
+                  </w:r>
+                  <w:r>
+                    <w:t xml:space="preserve">change, specifically,</w:t>
+                  </w:r>
+                  <w:r>
+                    <w:t xml:space="preserve"> </w:t>
+                  </w:r>
+                  <w:r>
+                    <w:t xml:space="preserve">with a publication of</w:t>
+                  </w:r>
+                  <w:r>
+                    <w:t xml:space="preserve"> </w:t>
+                  </w:r>
+                  <w:r>
+                    <w:t xml:space="preserve">a new article version</w:t>
+                  </w:r>
+                  <w:r>
+                    <w:t xml:space="preserve"> </w:t>
+                  </w:r>
+                  <w:r>
+                    <w:t xml:space="preserve">of the article</w:t>
+                  </w:r>
+                  <w:r>
+                    <w:t xml:space="preserve"> </w:t>
+                  </w:r>
+                  <w:r>
+                    <w:t xml:space="preserve">mentioned above, or in</w:t>
+                  </w:r>
+                  <w:r>
+                    <w:t xml:space="preserve"> </w:t>
+                  </w:r>
+                  <w:r>
+                    <w:t xml:space="preserve">case the R consortium</w:t>
+                  </w:r>
+                  <w:r>
+                    <w:t xml:space="preserve"> </w:t>
+                  </w:r>
+                  <w:r>
+                    <w:t xml:space="preserve">replaces the existing</w:t>
+                  </w:r>
+                  <w:r>
+                    <w:t xml:space="preserve"> </w:t>
+                  </w:r>
+                  <w:r>
+                    <w:t xml:space="preserve">document.</w:t>
+                  </w:r>
+                </w:p>
+                <w:p>
+                  <w:pPr>
+                    <w:numPr>
+                      <w:ilvl w:val="0"/>
+                      <w:numId w:val="1026"/>
+                    </w:numPr>
+                    <w:jc w:val="left"/>
+                    <w:jc w:val="center"/>
+                  </w:pPr>
+                  <w:r>
+                    <w:t xml:space="preserve">Reviewed during</w:t>
+                  </w:r>
+                  <w:r>
+                    <w:t xml:space="preserve"> </w:t>
+                  </w:r>
+                  <w:r>
+                    <w:t xml:space="preserve">periodic review cycles</w:t>
+                  </w:r>
+                  <w:r>
+                    <w:t xml:space="preserve"> </w:t>
+                  </w:r>
+                  <w:r>
+                    <w:t xml:space="preserve">and review documented,</w:t>
+                  </w:r>
+                  <w:r>
+                    <w:t xml:space="preserve"> </w:t>
+                  </w:r>
+                  <w:r>
+                    <w:t xml:space="preserve">if no updates are</w:t>
+                  </w:r>
+                  <w:r>
+                    <w:t xml:space="preserve"> </w:t>
+                  </w:r>
+                  <w:r>
+                    <w:t xml:space="preserve">required.</w:t>
+                  </w:r>
+                </w:p>
+              </w:tc>
+            </w:tr>
+            <w:tr>
+              <w:tc>
+                <w:tcPr/>
+                <w:p>
+                  <w:pPr>
+                    <w:jc w:val="left"/>
+                    <w:jc w:val="center"/>
+                  </w:pPr>
+                  <w:r>
+                    <w:t xml:space="preserve">R Base</w:t>
+                  </w:r>
+                  <w:r>
+                    <w:t xml:space="preserve"> </w:t>
+                  </w:r>
+                  <w:r>
+                    <w:t xml:space="preserve">installation</w:t>
+                  </w:r>
+                </w:p>
+                <w:p>
+                  <w:pPr>
+                    <w:jc w:val="left"/>
+                    <w:jc w:val="center"/>
+                  </w:pPr>
+                  <w:r>
+                    <w:rPr>
+                      <w:b/>
+                      <w:bCs/>
+                    </w:rPr>
+                    <w:t xml:space="preserve">Validation</w:t>
+                  </w:r>
+                  <w:r>
+                    <w:rPr>
+                      <w:b/>
+                      <w:bCs/>
+                    </w:rPr>
+                    <w:t xml:space="preserve"> </w:t>
+                  </w:r>
+                  <w:r>
+                    <w:rPr>
+                      <w:b/>
+                      <w:bCs/>
+                    </w:rPr>
+                    <w:t xml:space="preserve">Plan &amp; Test Plan</w:t>
+                  </w:r>
+                </w:p>
+              </w:tc>
+              <w:tc>
+                <w:tcPr/>
+                <w:p>
+                  <w:pPr>
+                    <w:jc w:val="left"/>
+                    <w:jc w:val="center"/>
+                  </w:pPr>
+                  <w:r>
+                    <w:rPr>
+                      <w:b/>
+                      <w:bCs/>
+                    </w:rPr>
+                    <w:t xml:space="preserve">Purpose:</w:t>
+                  </w:r>
+                </w:p>
+                <w:p>
+                  <w:pPr>
+                    <w:jc w:val="left"/>
+                    <w:jc w:val="center"/>
+                  </w:pPr>
+                  <w:r>
+                    <w:t xml:space="preserve">The purpose of such a</w:t>
+                  </w:r>
+                  <w:r>
+                    <w:t xml:space="preserve"> </w:t>
+                  </w:r>
+                  <w:r>
+                    <w:t xml:space="preserve">document is to define the</w:t>
+                  </w:r>
+                  <w:r>
+                    <w:t xml:space="preserve"> </w:t>
+                  </w:r>
+                  <w:r>
+                    <w:t xml:space="preserve">details of the planned</w:t>
+                  </w:r>
+                  <w:r>
+                    <w:t xml:space="preserve"> </w:t>
+                  </w:r>
+                  <w:r>
+                    <w:t xml:space="preserve">validation process, including</w:t>
+                  </w:r>
+                  <w:r>
+                    <w:t xml:space="preserve"> </w:t>
+                  </w:r>
+                  <w:r>
+                    <w:t xml:space="preserve">required documentation and</w:t>
+                  </w:r>
+                  <w:r>
+                    <w:t xml:space="preserve"> </w:t>
+                  </w:r>
+                  <w:r>
+                    <w:t xml:space="preserve">acceptance criteria for</w:t>
+                  </w:r>
+                  <w:r>
+                    <w:t xml:space="preserve"> </w:t>
+                  </w:r>
+                  <w:r>
+                    <w:t xml:space="preserve">productive use (Validation</w:t>
+                  </w:r>
+                  <w:r>
+                    <w:t xml:space="preserve"> </w:t>
+                  </w:r>
+                  <w:r>
+                    <w:t xml:space="preserve">Plan). The Test Plan may be</w:t>
+                  </w:r>
+                  <w:r>
+                    <w:t xml:space="preserve"> </w:t>
+                  </w:r>
+                  <w:r>
+                    <w:t xml:space="preserve">included in the Validation</w:t>
+                  </w:r>
+                  <w:r>
+                    <w:t xml:space="preserve"> </w:t>
+                  </w:r>
+                  <w:r>
+                    <w:t xml:space="preserve">Plan or prepared as a</w:t>
+                  </w:r>
+                  <w:r>
+                    <w:t xml:space="preserve"> </w:t>
+                  </w:r>
+                  <w:r>
+                    <w:t xml:space="preserve">separate document. The</w:t>
+                  </w:r>
+                  <w:r>
+                    <w:t xml:space="preserve"> </w:t>
+                  </w:r>
+                  <w:r>
+                    <w:t xml:space="preserve">purpose of a Test Plan is to</w:t>
+                  </w:r>
+                  <w:r>
+                    <w:t xml:space="preserve"> </w:t>
+                  </w:r>
+                  <w:r>
+                    <w:t xml:space="preserve">define the testing strategy</w:t>
+                  </w:r>
+                  <w:r>
+                    <w:t xml:space="preserve"> </w:t>
+                  </w:r>
+                  <w:r>
+                    <w:t xml:space="preserve">and testing process and may</w:t>
+                  </w:r>
+                  <w:r>
+                    <w:t xml:space="preserve"> </w:t>
+                  </w:r>
+                  <w:r>
+                    <w:t xml:space="preserve">contain details on the tests</w:t>
+                  </w:r>
+                  <w:r>
+                    <w:t xml:space="preserve"> </w:t>
+                  </w:r>
+                  <w:r>
+                    <w:t xml:space="preserve">to be executed (if created</w:t>
+                  </w:r>
+                  <w:r>
+                    <w:t xml:space="preserve"> </w:t>
+                  </w:r>
+                  <w:r>
+                    <w:t xml:space="preserve">for every new version</w:t>
+                  </w:r>
+                  <w:r>
+                    <w:t xml:space="preserve"> </w:t>
+                  </w:r>
+                  <w:r>
+                    <w:t xml:space="preserve">validated). The exact content</w:t>
+                  </w:r>
+                  <w:r>
+                    <w:t xml:space="preserve"> </w:t>
+                  </w:r>
+                  <w:r>
+                    <w:t xml:space="preserve">of such a document depends on</w:t>
+                  </w:r>
+                  <w:r>
+                    <w:t xml:space="preserve"> </w:t>
+                  </w:r>
+                  <w:r>
+                    <w:t xml:space="preserve">the CTU’s local processes.</w:t>
+                  </w:r>
+                </w:p>
+                <w:p>
+                  <w:pPr>
+                    <w:jc w:val="left"/>
+                    <w:jc w:val="center"/>
+                  </w:pPr>
+                  <w:r>
+                    <w:rPr>
+                      <w:b/>
+                      <w:bCs/>
+                    </w:rPr>
+                    <w:t xml:space="preserve">Example:</w:t>
+                  </w:r>
+                </w:p>
+                <w:p>
+                  <w:pPr>
+                    <w:pStyle w:val="Compact"/>
+                    <w:numPr>
+                      <w:ilvl w:val="0"/>
+                      <w:numId w:val="1027"/>
+                    </w:numPr>
+                    <w:jc w:val="left"/>
+                    <w:jc w:val="center"/>
+                  </w:pPr>
                   <w:hyperlink r:id="rId53">
                     <w:r>
                       <w:rPr>
@@ -5111,7 +5609,7 @@
                     <w:pStyle w:val="Compact"/>
                     <w:numPr>
                       <w:ilvl w:val="0"/>
-                      <w:numId w:val="1025"/>
+                      <w:numId w:val="1028"/>
                     </w:numPr>
                     <w:jc w:val="left"/>
                     <w:jc w:val="center"/>
@@ -5137,27 +5635,694 @@
                   <w:pPr>
                     <w:numPr>
                       <w:ilvl w:val="0"/>
-                      <w:numId w:val="1026"/>
+                      <w:numId w:val="1029"/>
                     </w:numPr>
                     <w:jc w:val="left"/>
                     <w:jc w:val="center"/>
                   </w:pPr>
                   <w:r>
-                    <w:t xml:space="preserve">Created before/ with</w:t>
-                  </w:r>
-                  <w:r>
-                    <w:t xml:space="preserve"> </w:t>
-                  </w:r>
-                  <w:r>
-                    <w:t xml:space="preserve">the first R base</w:t>
-                  </w:r>
-                  <w:r>
-                    <w:t xml:space="preserve"> </w:t>
-                  </w:r>
-                  <w:r>
+                    <w:t xml:space="preserve">Based on each CTU’s</w:t>
+                  </w:r>
+                  <w:r>
+                    <w:t xml:space="preserve"> </w:t>
+                  </w:r>
+                  <w:r>
+                    <w:t xml:space="preserve">validation approach,</w:t>
+                  </w:r>
+                  <w:r>
+                    <w:t xml:space="preserve"> </w:t>
+                  </w:r>
+                  <w:r>
+                    <w:t xml:space="preserve">either:</w:t>
+                  </w:r>
+                </w:p>
+                <w:p>
+                  <w:pPr>
+                    <w:numPr>
+                      <w:ilvl w:val="1"/>
+                      <w:numId w:val="1030"/>
+                    </w:numPr>
+                    <w:jc w:val="left"/>
+                    <w:jc w:val="center"/>
+                  </w:pPr>
+                  <w:r>
+                    <w:rPr>
+                      <w:i/>
+                      <w:iCs/>
+                    </w:rPr>
+                    <w:t xml:space="preserve">Created with the</w:t>
+                  </w:r>
+                  <w:r>
+                    <w:rPr>
+                      <w:i/>
+                      <w:iCs/>
+                    </w:rPr>
+                    <w:t xml:space="preserve"> </w:t>
+                  </w:r>
+                  <w:r>
+                    <w:rPr>
+                      <w:i/>
+                      <w:iCs/>
+                    </w:rPr>
+                    <w:t xml:space="preserve">first R base</w:t>
+                  </w:r>
+                  <w:r>
+                    <w:rPr>
+                      <w:i/>
+                      <w:iCs/>
+                    </w:rPr>
+                    <w:t xml:space="preserve"> </w:t>
+                  </w:r>
+                  <w:r>
+                    <w:rPr>
+                      <w:i/>
+                      <w:iCs/>
+                    </w:rPr>
                     <w:t xml:space="preserve">installation</w:t>
                   </w:r>
                   <w:r>
+                    <w:rPr>
+                      <w:i/>
+                      <w:iCs/>
+                    </w:rPr>
+                    <w:t xml:space="preserve"> </w:t>
+                  </w:r>
+                  <w:r>
+                    <w:rPr>
+                      <w:i/>
+                      <w:iCs/>
+                    </w:rPr>
+                    <w:t xml:space="preserve">validation and</w:t>
+                  </w:r>
+                  <w:r>
+                    <w:rPr>
+                      <w:i/>
+                      <w:iCs/>
+                    </w:rPr>
+                    <w:t xml:space="preserve"> </w:t>
+                  </w:r>
+                  <w:r>
+                    <w:rPr>
+                      <w:i/>
+                      <w:iCs/>
+                    </w:rPr>
+                    <w:t xml:space="preserve">updated only, if</w:t>
+                  </w:r>
+                  <w:r>
+                    <w:rPr>
+                      <w:i/>
+                      <w:iCs/>
+                    </w:rPr>
+                    <w:t xml:space="preserve"> </w:t>
+                  </w:r>
+                  <w:r>
+                    <w:rPr>
+                      <w:i/>
+                      <w:iCs/>
+                    </w:rPr>
+                    <w:t xml:space="preserve">any aspects</w:t>
+                  </w:r>
+                  <w:r>
+                    <w:rPr>
+                      <w:i/>
+                      <w:iCs/>
+                    </w:rPr>
+                    <w:t xml:space="preserve"> </w:t>
+                  </w:r>
+                  <w:r>
+                    <w:rPr>
+                      <w:i/>
+                      <w:iCs/>
+                    </w:rPr>
+                    <w:t xml:space="preserve">described in the</w:t>
+                  </w:r>
+                  <w:r>
+                    <w:rPr>
+                      <w:i/>
+                      <w:iCs/>
+                    </w:rPr>
+                    <w:t xml:space="preserve"> </w:t>
+                  </w:r>
+                  <w:r>
+                    <w:rPr>
+                      <w:i/>
+                      <w:iCs/>
+                    </w:rPr>
+                    <w:t xml:space="preserve">plan change</w:t>
+                  </w:r>
+                  <w:r>
+                    <w:t xml:space="preserve"> </w:t>
+                  </w:r>
+                  <w:r>
+                    <w:t xml:space="preserve">(in</w:t>
+                  </w:r>
+                  <w:r>
+                    <w:t xml:space="preserve"> </w:t>
+                  </w:r>
+                  <w:r>
+                    <w:t xml:space="preserve">this case the plan</w:t>
+                  </w:r>
+                  <w:r>
+                    <w:t xml:space="preserve"> </w:t>
+                  </w:r>
+                  <w:r>
+                    <w:t xml:space="preserve">would NOT contain</w:t>
+                  </w:r>
+                  <w:r>
+                    <w:t xml:space="preserve"> </w:t>
+                  </w:r>
+                  <w:r>
+                    <w:t xml:space="preserve">any details about</w:t>
+                  </w:r>
+                  <w:r>
+                    <w:t xml:space="preserve"> </w:t>
+                  </w:r>
+                  <w:r>
+                    <w:t xml:space="preserve">tests to be</w:t>
+                  </w:r>
+                  <w:r>
+                    <w:t xml:space="preserve"> </w:t>
+                  </w:r>
+                  <w:r>
+                    <w:t xml:space="preserve">executed or</w:t>
+                  </w:r>
+                  <w:r>
+                    <w:t xml:space="preserve"> </w:t>
+                  </w:r>
+                  <w:r>
+                    <w:t xml:space="preserve">specific document</w:t>
+                  </w:r>
+                  <w:r>
+                    <w:t xml:space="preserve"> </w:t>
+                  </w:r>
+                  <w:r>
+                    <w:t xml:space="preserve">updates required</w:t>
+                  </w:r>
+                  <w:r>
+                    <w:t xml:space="preserve"> </w:t>
+                  </w:r>
+                  <w:r>
+                    <w:t xml:space="preserve">for a newly</w:t>
+                  </w:r>
+                  <w:r>
+                    <w:t xml:space="preserve"> </w:t>
+                  </w:r>
+                  <w:r>
+                    <w:t xml:space="preserve">released version.</w:t>
+                  </w:r>
+                  <w:r>
+                    <w:t xml:space="preserve"> </w:t>
+                  </w:r>
+                  <w:r>
+                    <w:t xml:space="preserve">Instead, it would</w:t>
+                  </w:r>
+                  <w:r>
+                    <w:t xml:space="preserve"> </w:t>
+                  </w:r>
+                  <w:r>
+                    <w:t xml:space="preserve">contain generic</w:t>
+                  </w:r>
+                  <w:r>
+                    <w:t xml:space="preserve"> </w:t>
+                  </w:r>
+                  <w:r>
+                    <w:t xml:space="preserve">rules for test</w:t>
+                  </w:r>
+                  <w:r>
+                    <w:t xml:space="preserve"> </w:t>
+                  </w:r>
+                  <w:r>
+                    <w:t xml:space="preserve">execution and</w:t>
+                  </w:r>
+                  <w:r>
+                    <w:t xml:space="preserve"> </w:t>
+                  </w:r>
+                  <w:r>
+                    <w:t xml:space="preserve">document updates).</w:t>
+                  </w:r>
+                  <w:r>
+                    <w:t xml:space="preserve"> </w:t>
+                  </w:r>
+                  <w:r>
+                    <w:t xml:space="preserve">If this approach</w:t>
+                  </w:r>
+                  <w:r>
+                    <w:t xml:space="preserve"> </w:t>
+                  </w:r>
+                  <w:r>
+                    <w:t xml:space="preserve">is followed:</w:t>
+                  </w:r>
+                </w:p>
+                <w:p>
+                  <w:pPr>
+                    <w:numPr>
+                      <w:ilvl w:val="2"/>
+                      <w:numId w:val="1031"/>
+                    </w:numPr>
+                    <w:jc w:val="left"/>
+                    <w:jc w:val="center"/>
+                  </w:pPr>
+                  <w:r>
+                    <w:t xml:space="preserve">Release-specific</w:t>
+                  </w:r>
+                  <w:r>
+                    <w:t xml:space="preserve"> </w:t>
+                  </w:r>
+                  <w:r>
+                    <w:t xml:space="preserve">validation</w:t>
+                  </w:r>
+                  <w:r>
+                    <w:t xml:space="preserve"> </w:t>
+                  </w:r>
+                  <w:r>
+                    <w:t xml:space="preserve">activities</w:t>
+                  </w:r>
+                  <w:r>
+                    <w:t xml:space="preserve"> </w:t>
+                  </w:r>
+                  <w:r>
+                    <w:t xml:space="preserve">should be</w:t>
+                  </w:r>
+                  <w:r>
+                    <w:t xml:space="preserve"> </w:t>
+                  </w:r>
+                  <w:r>
+                    <w:t xml:space="preserve">documented</w:t>
+                  </w:r>
+                  <w:r>
+                    <w:t xml:space="preserve"> </w:t>
+                  </w:r>
+                  <w:r>
+                    <w:t xml:space="preserve">elsewhere</w:t>
+                  </w:r>
+                  <w:r>
+                    <w:t xml:space="preserve"> </w:t>
+                  </w:r>
+                  <w:r>
+                    <w:t xml:space="preserve">(e.g., in a</w:t>
+                  </w:r>
+                  <w:r>
+                    <w:t xml:space="preserve"> </w:t>
+                  </w:r>
+                  <w:r>
+                    <w:t xml:space="preserve">Change Plan)</w:t>
+                  </w:r>
+                </w:p>
+                <w:p>
+                  <w:pPr>
+                    <w:numPr>
+                      <w:ilvl w:val="3"/>
+                      <w:numId w:val="1032"/>
+                    </w:numPr>
+                    <w:jc w:val="left"/>
+                    <w:jc w:val="center"/>
+                  </w:pPr>
+                  <w:r>
+                    <w:t xml:space="preserve">The document</w:t>
+                  </w:r>
+                  <w:r>
+                    <w:t xml:space="preserve"> </w:t>
+                  </w:r>
+                  <w:r>
+                    <w:t xml:space="preserve">is only</w:t>
+                  </w:r>
+                  <w:r>
+                    <w:t xml:space="preserve"> </w:t>
+                  </w:r>
+                  <w:r>
+                    <w:t xml:space="preserve">updated, if</w:t>
+                  </w:r>
+                  <w:r>
+                    <w:t xml:space="preserve"> </w:t>
+                  </w:r>
+                  <w:r>
+                    <w:t xml:space="preserve">the validation</w:t>
+                  </w:r>
+                  <w:r>
+                    <w:t xml:space="preserve"> </w:t>
+                  </w:r>
+                  <w:r>
+                    <w:t xml:space="preserve">and/or testing</w:t>
+                  </w:r>
+                  <w:r>
+                    <w:t xml:space="preserve"> </w:t>
+                  </w:r>
+                  <w:r>
+                    <w:t xml:space="preserve">strategy</w:t>
+                  </w:r>
+                  <w:r>
+                    <w:t xml:space="preserve"> </w:t>
+                  </w:r>
+                  <w:r>
+                    <w:t xml:space="preserve">changes.</w:t>
+                  </w:r>
+                </w:p>
+                <w:p>
+                  <w:pPr>
+                    <w:numPr>
+                      <w:ilvl w:val="3"/>
+                      <w:numId w:val="1032"/>
+                    </w:numPr>
+                    <w:jc w:val="left"/>
+                    <w:jc w:val="center"/>
+                  </w:pPr>
+                  <w:r>
+                    <w:t xml:space="preserve">The document</w:t>
+                  </w:r>
+                  <w:r>
+                    <w:t xml:space="preserve"> </w:t>
+                  </w:r>
+                  <w:r>
+                    <w:t xml:space="preserve">is reviewed</w:t>
+                  </w:r>
+                  <w:r>
+                    <w:t xml:space="preserve"> </w:t>
+                  </w:r>
+                  <w:r>
+                    <w:t xml:space="preserve">during</w:t>
+                  </w:r>
+                  <w:r>
+                    <w:t xml:space="preserve"> </w:t>
+                  </w:r>
+                  <w:r>
+                    <w:t xml:space="preserve">periodic</w:t>
+                  </w:r>
+                  <w:r>
+                    <w:t xml:space="preserve"> </w:t>
+                  </w:r>
+                  <w:r>
+                    <w:t xml:space="preserve">review cycles</w:t>
+                  </w:r>
+                  <w:r>
+                    <w:t xml:space="preserve"> </w:t>
+                  </w:r>
+                  <w:r>
+                    <w:t xml:space="preserve">and review</w:t>
+                  </w:r>
+                  <w:r>
+                    <w:t xml:space="preserve"> </w:t>
+                  </w:r>
+                  <w:r>
+                    <w:t xml:space="preserve">documented, if</w:t>
+                  </w:r>
+                  <w:r>
+                    <w:t xml:space="preserve"> </w:t>
+                  </w:r>
+                  <w:r>
+                    <w:t xml:space="preserve">no updates are</w:t>
+                  </w:r>
+                  <w:r>
+                    <w:t xml:space="preserve"> </w:t>
+                  </w:r>
+                  <w:r>
+                    <w:t xml:space="preserve">required.</w:t>
+                  </w:r>
+                </w:p>
+                <w:p>
+                  <w:pPr>
+                    <w:numPr>
+                      <w:ilvl w:val="1"/>
+                      <w:numId w:val="1030"/>
+                    </w:numPr>
+                    <w:jc w:val="left"/>
+                    <w:jc w:val="center"/>
+                  </w:pPr>
+                  <w:r>
+                    <w:rPr>
+                      <w:i/>
+                      <w:iCs/>
+                    </w:rPr>
+                    <w:t xml:space="preserve">Created or at</w:t>
+                  </w:r>
+                  <w:r>
+                    <w:rPr>
+                      <w:i/>
+                      <w:iCs/>
+                    </w:rPr>
+                    <w:t xml:space="preserve"> </w:t>
+                  </w:r>
+                  <w:r>
+                    <w:rPr>
+                      <w:i/>
+                      <w:iCs/>
+                    </w:rPr>
+                    <w:t xml:space="preserve">least updated to a</w:t>
+                  </w:r>
+                  <w:r>
+                    <w:rPr>
+                      <w:i/>
+                      <w:iCs/>
+                    </w:rPr>
+                    <w:t xml:space="preserve"> </w:t>
+                  </w:r>
+                  <w:r>
+                    <w:rPr>
+                      <w:i/>
+                      <w:iCs/>
+                    </w:rPr>
+                    <w:t xml:space="preserve">new document</w:t>
+                  </w:r>
+                  <w:r>
+                    <w:rPr>
+                      <w:i/>
+                      <w:iCs/>
+                    </w:rPr>
+                    <w:t xml:space="preserve"> </w:t>
+                  </w:r>
+                  <w:r>
+                    <w:rPr>
+                      <w:i/>
+                      <w:iCs/>
+                    </w:rPr>
+                    <w:t xml:space="preserve">version with every</w:t>
+                  </w:r>
+                  <w:r>
+                    <w:rPr>
+                      <w:i/>
+                      <w:iCs/>
+                    </w:rPr>
+                    <w:t xml:space="preserve"> </w:t>
+                  </w:r>
+                  <w:r>
+                    <w:rPr>
+                      <w:i/>
+                      <w:iCs/>
+                    </w:rPr>
+                    <w:t xml:space="preserve">validation of a</w:t>
+                  </w:r>
+                  <w:r>
+                    <w:rPr>
+                      <w:i/>
+                      <w:iCs/>
+                    </w:rPr>
+                    <w:t xml:space="preserve"> </w:t>
+                  </w:r>
+                  <w:r>
+                    <w:rPr>
+                      <w:i/>
+                      <w:iCs/>
+                    </w:rPr>
+                    <w:t xml:space="preserve">new R base</w:t>
+                  </w:r>
+                  <w:r>
+                    <w:rPr>
+                      <w:i/>
+                      <w:iCs/>
+                    </w:rPr>
+                    <w:t xml:space="preserve"> </w:t>
+                  </w:r>
+                  <w:r>
+                    <w:rPr>
+                      <w:i/>
+                      <w:iCs/>
+                    </w:rPr>
+                    <w:t xml:space="preserve">installation</w:t>
+                  </w:r>
+                  <w:r>
+                    <w:rPr>
+                      <w:i/>
+                      <w:iCs/>
+                    </w:rPr>
+                    <w:t xml:space="preserve"> </w:t>
+                  </w:r>
+                  <w:r>
+                    <w:rPr>
+                      <w:i/>
+                      <w:iCs/>
+                    </w:rPr>
+                    <w:t xml:space="preserve">version</w:t>
+                  </w:r>
+                  <w:r>
+                    <w:t xml:space="preserve"> </w:t>
+                  </w:r>
+                  <w:r>
+                    <w:t xml:space="preserve">(in this</w:t>
+                  </w:r>
+                  <w:r>
+                    <w:t xml:space="preserve"> </w:t>
+                  </w:r>
+                  <w:r>
+                    <w:t xml:space="preserve">case the plan</w:t>
+                  </w:r>
+                  <w:r>
+                    <w:t xml:space="preserve"> </w:t>
+                  </w:r>
+                  <w:r>
+                    <w:t xml:space="preserve">would contain all</w:t>
+                  </w:r>
+                  <w:r>
+                    <w:t xml:space="preserve"> </w:t>
+                  </w:r>
+                  <w:r>
+                    <w:t xml:space="preserve">relevant details</w:t>
+                  </w:r>
+                  <w:r>
+                    <w:t xml:space="preserve"> </w:t>
+                  </w:r>
+                  <w:r>
+                    <w:t xml:space="preserve">to plan and</w:t>
+                  </w:r>
+                  <w:r>
+                    <w:t xml:space="preserve"> </w:t>
+                  </w:r>
+                  <w:r>
+                    <w:t xml:space="preserve">execute the</w:t>
+                  </w:r>
+                  <w:r>
+                    <w:t xml:space="preserve"> </w:t>
+                  </w:r>
+                  <w:r>
+                    <w:t xml:space="preserve">release-specific</w:t>
+                  </w:r>
+                  <w:r>
+                    <w:t xml:space="preserve"> </w:t>
+                  </w:r>
+                  <w:r>
+                    <w:t xml:space="preserve">validation). If</w:t>
+                  </w:r>
+                  <w:r>
+                    <w:t xml:space="preserve"> </w:t>
+                  </w:r>
+                  <w:r>
+                    <w:t xml:space="preserve">this approach is</w:t>
+                  </w:r>
+                  <w:r>
+                    <w:t xml:space="preserve"> </w:t>
+                  </w:r>
+                  <w:r>
+                    <w:t xml:space="preserve">followed</w:t>
+                  </w:r>
+                </w:p>
+                <w:p>
+                  <w:pPr>
+                    <w:numPr>
+                      <w:ilvl w:val="2"/>
+                      <w:numId w:val="1033"/>
+                    </w:numPr>
+                    <w:jc w:val="left"/>
+                    <w:jc w:val="center"/>
+                  </w:pPr>
+                  <w:r>
+                    <w:t xml:space="preserve">An additional</w:t>
+                  </w:r>
+                  <w:r>
+                    <w:t xml:space="preserve"> </w:t>
+                  </w:r>
+                  <w:r>
+                    <w:t xml:space="preserve">release-specific</w:t>
+                  </w:r>
+                  <w:r>
+                    <w:t xml:space="preserve"> </w:t>
+                  </w:r>
+                  <w:r>
+                    <w:t xml:space="preserve">change plan</w:t>
+                  </w:r>
+                  <w:r>
+                    <w:t xml:space="preserve"> </w:t>
+                  </w:r>
+                  <w:r>
+                    <w:t xml:space="preserve">may not be</w:t>
+                  </w:r>
+                  <w:r>
+                    <w:t xml:space="preserve"> </w:t>
+                  </w:r>
+                  <w:r>
+                    <w:t xml:space="preserve">required.</w:t>
+                  </w:r>
+                </w:p>
+                <w:p>
+                  <w:pPr>
+                    <w:numPr>
+                      <w:ilvl w:val="2"/>
+                      <w:numId w:val="1033"/>
+                    </w:numPr>
+                    <w:jc w:val="left"/>
+                    <w:jc w:val="center"/>
+                  </w:pPr>
+                  <w:r>
+                    <w:t xml:space="preserve">A new</w:t>
+                  </w:r>
+                  <w:r>
+                    <w:t xml:space="preserve"> </w:t>
+                  </w:r>
+                  <w:r>
+                    <w:t xml:space="preserve">Validation &amp;</w:t>
+                  </w:r>
+                  <w:r>
+                    <w:t xml:space="preserve"> </w:t>
+                  </w:r>
+                  <w:r>
+                    <w:t xml:space="preserve">Test Plan or</w:t>
+                  </w:r>
+                  <w:r>
+                    <w:t xml:space="preserve"> </w:t>
+                  </w:r>
+                  <w:r>
+                    <w:t xml:space="preserve">at least a new</w:t>
+                  </w:r>
+                  <w:r>
+                    <w:t xml:space="preserve"> </w:t>
+                  </w:r>
+                  <w:r>
+                    <w:t xml:space="preserve">document</w:t>
+                  </w:r>
+                  <w:r>
+                    <w:t xml:space="preserve"> </w:t>
+                  </w:r>
+                  <w:r>
+                    <w:t xml:space="preserve">version is</w:t>
+                  </w:r>
+                  <w:r>
+                    <w:t xml:space="preserve"> </w:t>
+                  </w:r>
+                  <w:r>
+                    <w:t xml:space="preserve">created with</w:t>
+                  </w:r>
+                  <w:r>
+                    <w:t xml:space="preserve"> </w:t>
+                  </w:r>
+                  <w:r>
+                    <w:t xml:space="preserve">every new R</w:t>
+                  </w:r>
+                  <w:r>
+                    <w:t xml:space="preserve"> </w:t>
+                  </w:r>
+                  <w:r>
+                    <w:t xml:space="preserve">base</w:t>
+                  </w:r>
+                  <w:r>
+                    <w:t xml:space="preserve"> </w:t>
+                  </w:r>
+                  <w:r>
+                    <w:t xml:space="preserve">installation</w:t>
+                  </w:r>
+                  <w:r>
+                    <w:t xml:space="preserve"> </w:t>
+                  </w:r>
+                  <w:r>
+                    <w:t xml:space="preserve">version</w:t>
+                  </w:r>
+                  <w:r>
                     <w:t xml:space="preserve"> </w:t>
                   </w:r>
                   <w:r>
@@ -5167,99 +6332,20 @@
                 <w:p>
                   <w:pPr>
                     <w:numPr>
-                      <w:ilvl w:val="0"/>
-                      <w:numId w:val="1026"/>
+                      <w:ilvl w:val="2"/>
+                      <w:numId w:val="1033"/>
                     </w:numPr>
                     <w:jc w:val="left"/>
                     <w:jc w:val="center"/>
                   </w:pPr>
                   <w:r>
-                    <w:t xml:space="preserve">Updated, if any of the</w:t>
-                  </w:r>
-                  <w:r>
-                    <w:t xml:space="preserve"> </w:t>
-                  </w:r>
-                  <w:r>
-                    <w:t xml:space="preserve">assessed aspects</w:t>
-                  </w:r>
-                  <w:r>
-                    <w:t xml:space="preserve"> </w:t>
-                  </w:r>
-                  <w:r>
-                    <w:t xml:space="preserve">change, specifically,</w:t>
-                  </w:r>
-                  <w:r>
-                    <w:t xml:space="preserve"> </w:t>
-                  </w:r>
-                  <w:r>
-                    <w:t xml:space="preserve">with a publication of</w:t>
-                  </w:r>
-                  <w:r>
-                    <w:t xml:space="preserve"> </w:t>
-                  </w:r>
-                  <w:r>
-                    <w:t xml:space="preserve">a new article version</w:t>
-                  </w:r>
-                  <w:r>
-                    <w:t xml:space="preserve"> </w:t>
-                  </w:r>
-                  <w:r>
-                    <w:t xml:space="preserve">of the article</w:t>
-                  </w:r>
-                  <w:r>
-                    <w:t xml:space="preserve"> </w:t>
-                  </w:r>
-                  <w:r>
-                    <w:t xml:space="preserve">mentioned above, or in</w:t>
-                  </w:r>
-                  <w:r>
-                    <w:t xml:space="preserve"> </w:t>
-                  </w:r>
-                  <w:r>
-                    <w:t xml:space="preserve">case the R consortium</w:t>
-                  </w:r>
-                  <w:r>
-                    <w:t xml:space="preserve"> </w:t>
-                  </w:r>
-                  <w:r>
-                    <w:t xml:space="preserve">replaces the existing</w:t>
-                  </w:r>
-                  <w:r>
-                    <w:t xml:space="preserve"> </w:t>
-                  </w:r>
-                  <w:r>
-                    <w:t xml:space="preserve">document.</w:t>
-                  </w:r>
-                </w:p>
-                <w:p>
-                  <w:pPr>
-                    <w:numPr>
-                      <w:ilvl w:val="0"/>
-                      <w:numId w:val="1026"/>
-                    </w:numPr>
-                    <w:jc w:val="left"/>
-                    <w:jc w:val="center"/>
-                  </w:pPr>
-                  <w:r>
-                    <w:t xml:space="preserve">Reviewed during</w:t>
-                  </w:r>
-                  <w:r>
-                    <w:t xml:space="preserve"> </w:t>
-                  </w:r>
-                  <w:r>
-                    <w:t xml:space="preserve">periodic review cycles</w:t>
-                  </w:r>
-                  <w:r>
-                    <w:t xml:space="preserve"> </w:t>
-                  </w:r>
-                  <w:r>
-                    <w:t xml:space="preserve">and review documented,</w:t>
-                  </w:r>
-                  <w:r>
-                    <w:t xml:space="preserve"> </w:t>
-                  </w:r>
-                  <w:r>
-                    <w:t xml:space="preserve">if no updates are</w:t>
+                    <w:t xml:space="preserve">No periodic</w:t>
+                  </w:r>
+                  <w:r>
+                    <w:t xml:space="preserve"> </w:t>
+                  </w:r>
+                  <w:r>
+                    <w:t xml:space="preserve">review</w:t>
                   </w:r>
                   <w:r>
                     <w:t xml:space="preserve"> </w:t>
@@ -5298,21 +6384,35 @@
                       <w:b/>
                       <w:bCs/>
                     </w:rPr>
-                    <w:t xml:space="preserve">Validation</w:t>
-                  </w:r>
-                  <w:r>
-                    <w:rPr>
-                      <w:b/>
-                      <w:bCs/>
-                    </w:rPr>
-                    <w:t xml:space="preserve"> </w:t>
-                  </w:r>
-                  <w:r>
-                    <w:rPr>
-                      <w:b/>
-                      <w:bCs/>
-                    </w:rPr>
-                    <w:t xml:space="preserve">Plan &amp; Test Plan</w:t>
+                    <w:t xml:space="preserve">(User)</w:t>
+                  </w:r>
+                  <w:r>
+                    <w:rPr>
+                      <w:b/>
+                      <w:bCs/>
+                    </w:rPr>
+                    <w:t xml:space="preserve"> </w:t>
+                  </w:r>
+                  <w:r>
+                    <w:rPr>
+                      <w:b/>
+                      <w:bCs/>
+                    </w:rPr>
+                    <w:t xml:space="preserve">Requirements</w:t>
+                  </w:r>
+                  <w:r>
+                    <w:rPr>
+                      <w:b/>
+                      <w:bCs/>
+                    </w:rPr>
+                    <w:t xml:space="preserve"> </w:t>
+                  </w:r>
+                  <w:r>
+                    <w:rPr>
+                      <w:b/>
+                      <w:bCs/>
+                    </w:rPr>
+                    <w:t xml:space="preserve">Specification</w:t>
                   </w:r>
                 </w:p>
               </w:tc>
@@ -5343,115 +6443,61 @@
                     <w:t xml:space="preserve"> </w:t>
                   </w:r>
                   <w:r>
-                    <w:t xml:space="preserve">document is to define the</w:t>
-                  </w:r>
-                  <w:r>
-                    <w:t xml:space="preserve"> </w:t>
-                  </w:r>
-                  <w:r>
-                    <w:t xml:space="preserve">details of the planned</w:t>
-                  </w:r>
-                  <w:r>
-                    <w:t xml:space="preserve"> </w:t>
-                  </w:r>
-                  <w:r>
-                    <w:t xml:space="preserve">validation process, including</w:t>
-                  </w:r>
-                  <w:r>
-                    <w:t xml:space="preserve"> </w:t>
-                  </w:r>
-                  <w:r>
-                    <w:t xml:space="preserve">required documentation and</w:t>
-                  </w:r>
-                  <w:r>
-                    <w:t xml:space="preserve"> </w:t>
-                  </w:r>
-                  <w:r>
-                    <w:t xml:space="preserve">acceptance criteria for</w:t>
-                  </w:r>
-                  <w:r>
-                    <w:t xml:space="preserve"> </w:t>
-                  </w:r>
-                  <w:r>
-                    <w:t xml:space="preserve">productive use (Validation</w:t>
-                  </w:r>
-                  <w:r>
-                    <w:t xml:space="preserve"> </w:t>
-                  </w:r>
-                  <w:r>
-                    <w:t xml:space="preserve">Plan). The Test Plan may be</w:t>
-                  </w:r>
-                  <w:r>
-                    <w:t xml:space="preserve"> </w:t>
-                  </w:r>
-                  <w:r>
-                    <w:t xml:space="preserve">included in the Validation</w:t>
-                  </w:r>
-                  <w:r>
-                    <w:t xml:space="preserve"> </w:t>
-                  </w:r>
-                  <w:r>
-                    <w:t xml:space="preserve">Plan or prepared as a</w:t>
-                  </w:r>
-                  <w:r>
-                    <w:t xml:space="preserve"> </w:t>
-                  </w:r>
-                  <w:r>
-                    <w:t xml:space="preserve">separate document. The</w:t>
-                  </w:r>
-                  <w:r>
-                    <w:t xml:space="preserve"> </w:t>
-                  </w:r>
-                  <w:r>
-                    <w:t xml:space="preserve">purpose of a Test Plan is to</w:t>
-                  </w:r>
-                  <w:r>
-                    <w:t xml:space="preserve"> </w:t>
-                  </w:r>
-                  <w:r>
-                    <w:t xml:space="preserve">define the testing strategy</w:t>
-                  </w:r>
-                  <w:r>
-                    <w:t xml:space="preserve"> </w:t>
-                  </w:r>
-                  <w:r>
-                    <w:t xml:space="preserve">and testing process and may</w:t>
-                  </w:r>
-                  <w:r>
-                    <w:t xml:space="preserve"> </w:t>
-                  </w:r>
-                  <w:r>
-                    <w:t xml:space="preserve">contain details on the tests</w:t>
-                  </w:r>
-                  <w:r>
-                    <w:t xml:space="preserve"> </w:t>
-                  </w:r>
-                  <w:r>
-                    <w:t xml:space="preserve">to be executed (if created</w:t>
-                  </w:r>
-                  <w:r>
-                    <w:t xml:space="preserve"> </w:t>
-                  </w:r>
-                  <w:r>
-                    <w:t xml:space="preserve">for every new version</w:t>
-                  </w:r>
-                  <w:r>
-                    <w:t xml:space="preserve"> </w:t>
-                  </w:r>
-                  <w:r>
-                    <w:t xml:space="preserve">validated). The exact content</w:t>
-                  </w:r>
-                  <w:r>
-                    <w:t xml:space="preserve"> </w:t>
-                  </w:r>
-                  <w:r>
-                    <w:t xml:space="preserve">of such a document depends on</w:t>
-                  </w:r>
-                  <w:r>
-                    <w:t xml:space="preserve"> </w:t>
-                  </w:r>
-                  <w:r>
-                    <w:t xml:space="preserve">the CTU’s local processes.</w:t>
+                    <w:t xml:space="preserve">document is to specify the</w:t>
+                  </w:r>
+                  <w:r>
+                    <w:t xml:space="preserve"> </w:t>
+                  </w:r>
+                  <w:r>
+                    <w:t xml:space="preserve">user requirements and</w:t>
+                  </w:r>
+                  <w:r>
+                    <w:t xml:space="preserve"> </w:t>
+                  </w:r>
+                  <w:r>
+                    <w:t xml:space="preserve">intended use for the R base</w:t>
+                  </w:r>
+                  <w:r>
+                    <w:t xml:space="preserve"> </w:t>
+                  </w:r>
+                  <w:r>
+                    <w:t xml:space="preserve">installation. It may also</w:t>
+                  </w:r>
+                  <w:r>
+                    <w:t xml:space="preserve"> </w:t>
+                  </w:r>
+                  <w:r>
+                    <w:t xml:space="preserve">contain any compliance (e.g.,</w:t>
+                  </w:r>
+                  <w:r>
+                    <w:t xml:space="preserve"> </w:t>
+                  </w:r>
+                  <w:r>
+                    <w:t xml:space="preserve">data integrity), regulatory</w:t>
+                  </w:r>
+                  <w:r>
+                    <w:t xml:space="preserve"> </w:t>
+                  </w:r>
+                  <w:r>
+                    <w:t xml:space="preserve">(e.g., personal data</w:t>
+                  </w:r>
+                  <w:r>
+                    <w:t xml:space="preserve"> </w:t>
+                  </w:r>
+                  <w:r>
+                    <w:t xml:space="preserve">protection) and safety</w:t>
+                  </w:r>
+                  <w:r>
+                    <w:t xml:space="preserve"> </w:t>
+                  </w:r>
+                  <w:r>
+                    <w:t xml:space="preserve">requirements (e.g.,</w:t>
+                  </w:r>
+                  <w:r>
+                    <w:t xml:space="preserve"> </w:t>
+                  </w:r>
+                  <w:r>
+                    <w:t xml:space="preserve">controlled access).</w:t>
                   </w:r>
                 </w:p>
                 <w:p>
@@ -5472,7 +6518,7 @@
                     <w:pStyle w:val="Compact"/>
                     <w:numPr>
                       <w:ilvl w:val="0"/>
-                      <w:numId w:val="1027"/>
+                      <w:numId w:val="1034"/>
                     </w:numPr>
                     <w:jc w:val="left"/>
                     <w:jc w:val="center"/>
@@ -5521,7 +6567,7 @@
                     <w:pStyle w:val="Compact"/>
                     <w:numPr>
                       <w:ilvl w:val="0"/>
-                      <w:numId w:val="1028"/>
+                      <w:numId w:val="1035"/>
                     </w:numPr>
                     <w:jc w:val="left"/>
                     <w:jc w:val="center"/>
@@ -5547,717 +6593,117 @@
                   <w:pPr>
                     <w:numPr>
                       <w:ilvl w:val="0"/>
-                      <w:numId w:val="1029"/>
+                      <w:numId w:val="1036"/>
                     </w:numPr>
                     <w:jc w:val="left"/>
                     <w:jc w:val="center"/>
                   </w:pPr>
                   <w:r>
-                    <w:t xml:space="preserve">Based on each CTU’s</w:t>
-                  </w:r>
-                  <w:r>
-                    <w:t xml:space="preserve"> </w:t>
-                  </w:r>
-                  <w:r>
-                    <w:t xml:space="preserve">validation approach,</w:t>
-                  </w:r>
-                  <w:r>
-                    <w:t xml:space="preserve"> </w:t>
-                  </w:r>
-                  <w:r>
-                    <w:t xml:space="preserve">either:</w:t>
+                    <w:t xml:space="preserve">Created with the first</w:t>
+                  </w:r>
+                  <w:r>
+                    <w:t xml:space="preserve"> </w:t>
+                  </w:r>
+                  <w:r>
+                    <w:t xml:space="preserve">R base installation</w:t>
+                  </w:r>
+                  <w:r>
+                    <w:t xml:space="preserve"> </w:t>
+                  </w:r>
+                  <w:r>
+                    <w:t xml:space="preserve">validation.</w:t>
                   </w:r>
                 </w:p>
                 <w:p>
                   <w:pPr>
                     <w:numPr>
-                      <w:ilvl w:val="1"/>
-                      <w:numId w:val="1030"/>
+                      <w:ilvl w:val="0"/>
+                      <w:numId w:val="1036"/>
                     </w:numPr>
                     <w:jc w:val="left"/>
                     <w:jc w:val="center"/>
                   </w:pPr>
                   <w:r>
-                    <w:rPr>
-                      <w:i/>
-                      <w:iCs/>
-                    </w:rPr>
-                    <w:t xml:space="preserve">Created with the</w:t>
-                  </w:r>
-                  <w:r>
-                    <w:rPr>
-                      <w:i/>
-                      <w:iCs/>
-                    </w:rPr>
-                    <w:t xml:space="preserve"> </w:t>
-                  </w:r>
-                  <w:r>
-                    <w:rPr>
-                      <w:i/>
-                      <w:iCs/>
-                    </w:rPr>
-                    <w:t xml:space="preserve">first R base</w:t>
-                  </w:r>
-                  <w:r>
-                    <w:rPr>
-                      <w:i/>
-                      <w:iCs/>
-                    </w:rPr>
-                    <w:t xml:space="preserve"> </w:t>
-                  </w:r>
-                  <w:r>
-                    <w:rPr>
-                      <w:i/>
-                      <w:iCs/>
-                    </w:rPr>
-                    <w:t xml:space="preserve">installation</w:t>
-                  </w:r>
-                  <w:r>
-                    <w:rPr>
-                      <w:i/>
-                      <w:iCs/>
-                    </w:rPr>
-                    <w:t xml:space="preserve"> </w:t>
-                  </w:r>
-                  <w:r>
-                    <w:rPr>
-                      <w:i/>
-                      <w:iCs/>
-                    </w:rPr>
-                    <w:t xml:space="preserve">validation and</w:t>
-                  </w:r>
-                  <w:r>
-                    <w:rPr>
-                      <w:i/>
-                      <w:iCs/>
-                    </w:rPr>
-                    <w:t xml:space="preserve"> </w:t>
-                  </w:r>
-                  <w:r>
-                    <w:rPr>
-                      <w:i/>
-                      <w:iCs/>
-                    </w:rPr>
-                    <w:t xml:space="preserve">updated only, if</w:t>
-                  </w:r>
-                  <w:r>
-                    <w:rPr>
-                      <w:i/>
-                      <w:iCs/>
-                    </w:rPr>
-                    <w:t xml:space="preserve"> </w:t>
-                  </w:r>
-                  <w:r>
-                    <w:rPr>
-                      <w:i/>
-                      <w:iCs/>
-                    </w:rPr>
-                    <w:t xml:space="preserve">any aspects</w:t>
-                  </w:r>
-                  <w:r>
-                    <w:rPr>
-                      <w:i/>
-                      <w:iCs/>
-                    </w:rPr>
-                    <w:t xml:space="preserve"> </w:t>
-                  </w:r>
-                  <w:r>
-                    <w:rPr>
-                      <w:i/>
-                      <w:iCs/>
-                    </w:rPr>
-                    <w:t xml:space="preserve">described in the</w:t>
-                  </w:r>
-                  <w:r>
-                    <w:rPr>
-                      <w:i/>
-                      <w:iCs/>
-                    </w:rPr>
-                    <w:t xml:space="preserve"> </w:t>
-                  </w:r>
-                  <w:r>
-                    <w:rPr>
-                      <w:i/>
-                      <w:iCs/>
-                    </w:rPr>
-                    <w:t xml:space="preserve">plan change</w:t>
-                  </w:r>
-                  <w:r>
-                    <w:t xml:space="preserve"> </w:t>
-                  </w:r>
-                  <w:r>
-                    <w:t xml:space="preserve">(in</w:t>
-                  </w:r>
-                  <w:r>
-                    <w:t xml:space="preserve"> </w:t>
-                  </w:r>
-                  <w:r>
-                    <w:t xml:space="preserve">this case the plan</w:t>
-                  </w:r>
-                  <w:r>
-                    <w:t xml:space="preserve"> </w:t>
-                  </w:r>
-                  <w:r>
-                    <w:t xml:space="preserve">would NOT contain</w:t>
-                  </w:r>
-                  <w:r>
-                    <w:t xml:space="preserve"> </w:t>
-                  </w:r>
-                  <w:r>
-                    <w:t xml:space="preserve">any details about</w:t>
-                  </w:r>
-                  <w:r>
-                    <w:t xml:space="preserve"> </w:t>
-                  </w:r>
-                  <w:r>
-                    <w:t xml:space="preserve">tests to be</w:t>
-                  </w:r>
-                  <w:r>
-                    <w:t xml:space="preserve"> </w:t>
-                  </w:r>
-                  <w:r>
-                    <w:t xml:space="preserve">executed or</w:t>
-                  </w:r>
-                  <w:r>
-                    <w:t xml:space="preserve"> </w:t>
-                  </w:r>
-                  <w:r>
-                    <w:t xml:space="preserve">specific document</w:t>
-                  </w:r>
-                  <w:r>
-                    <w:t xml:space="preserve"> </w:t>
-                  </w:r>
-                  <w:r>
-                    <w:t xml:space="preserve">updates required</w:t>
-                  </w:r>
-                  <w:r>
-                    <w:t xml:space="preserve"> </w:t>
-                  </w:r>
-                  <w:r>
-                    <w:t xml:space="preserve">for a newly</w:t>
-                  </w:r>
-                  <w:r>
-                    <w:t xml:space="preserve"> </w:t>
-                  </w:r>
-                  <w:r>
-                    <w:t xml:space="preserve">released version.</w:t>
-                  </w:r>
-                  <w:r>
-                    <w:t xml:space="preserve"> </w:t>
-                  </w:r>
-                  <w:r>
-                    <w:t xml:space="preserve">Instead, it would</w:t>
-                  </w:r>
-                  <w:r>
-                    <w:t xml:space="preserve"> </w:t>
-                  </w:r>
-                  <w:r>
-                    <w:t xml:space="preserve">contain generic</w:t>
-                  </w:r>
-                  <w:r>
-                    <w:t xml:space="preserve"> </w:t>
-                  </w:r>
-                  <w:r>
-                    <w:t xml:space="preserve">rules for test</w:t>
-                  </w:r>
-                  <w:r>
-                    <w:t xml:space="preserve"> </w:t>
-                  </w:r>
-                  <w:r>
-                    <w:t xml:space="preserve">execution and</w:t>
-                  </w:r>
-                  <w:r>
-                    <w:t xml:space="preserve"> </w:t>
-                  </w:r>
-                  <w:r>
-                    <w:t xml:space="preserve">document updates).</w:t>
-                  </w:r>
-                  <w:r>
-                    <w:t xml:space="preserve"> </w:t>
-                  </w:r>
-                  <w:r>
-                    <w:t xml:space="preserve">If this approach</w:t>
-                  </w:r>
-                  <w:r>
-                    <w:t xml:space="preserve"> </w:t>
-                  </w:r>
-                  <w:r>
-                    <w:t xml:space="preserve">is followed:</w:t>
+                    <w:t xml:space="preserve">Updated, if any new</w:t>
+                  </w:r>
+                  <w:r>
+                    <w:t xml:space="preserve"> </w:t>
+                  </w:r>
+                  <w:r>
+                    <w:t xml:space="preserve">requirements need to</w:t>
+                  </w:r>
+                  <w:r>
+                    <w:t xml:space="preserve"> </w:t>
+                  </w:r>
+                  <w:r>
+                    <w:t xml:space="preserve">be added to cover the</w:t>
+                  </w:r>
+                  <w:r>
+                    <w:t xml:space="preserve"> </w:t>
+                  </w:r>
+                  <w:r>
+                    <w:t xml:space="preserve">full scope of the</w:t>
+                  </w:r>
+                  <w:r>
+                    <w:t xml:space="preserve"> </w:t>
+                  </w:r>
+                  <w:r>
+                    <w:t xml:space="preserve">current intended use</w:t>
+                  </w:r>
+                  <w:r>
+                    <w:t xml:space="preserve"> </w:t>
+                  </w:r>
+                  <w:r>
+                    <w:t xml:space="preserve">OR if any of the</w:t>
+                  </w:r>
+                  <w:r>
+                    <w:t xml:space="preserve"> </w:t>
+                  </w:r>
+                  <w:r>
+                    <w:t xml:space="preserve">existing requirements</w:t>
+                  </w:r>
+                  <w:r>
+                    <w:t xml:space="preserve"> </w:t>
+                  </w:r>
+                  <w:r>
+                    <w:t xml:space="preserve">need to be updated or</w:t>
+                  </w:r>
+                  <w:r>
+                    <w:t xml:space="preserve"> </w:t>
+                  </w:r>
+                  <w:r>
+                    <w:t xml:space="preserve">removed.</w:t>
                   </w:r>
                 </w:p>
                 <w:p>
                   <w:pPr>
                     <w:numPr>
-                      <w:ilvl w:val="2"/>
-                      <w:numId w:val="1031"/>
+                      <w:ilvl w:val="0"/>
+                      <w:numId w:val="1036"/>
                     </w:numPr>
                     <w:jc w:val="left"/>
                     <w:jc w:val="center"/>
                   </w:pPr>
                   <w:r>
-                    <w:t xml:space="preserve">Release-specific</w:t>
-                  </w:r>
-                  <w:r>
-                    <w:t xml:space="preserve"> </w:t>
-                  </w:r>
-                  <w:r>
-                    <w:t xml:space="preserve">validation</w:t>
-                  </w:r>
-                  <w:r>
-                    <w:t xml:space="preserve"> </w:t>
-                  </w:r>
-                  <w:r>
-                    <w:t xml:space="preserve">activities</w:t>
-                  </w:r>
-                  <w:r>
-                    <w:t xml:space="preserve"> </w:t>
-                  </w:r>
-                  <w:r>
-                    <w:t xml:space="preserve">should be</w:t>
-                  </w:r>
-                  <w:r>
-                    <w:t xml:space="preserve"> </w:t>
-                  </w:r>
-                  <w:r>
-                    <w:t xml:space="preserve">documented</w:t>
-                  </w:r>
-                  <w:r>
-                    <w:t xml:space="preserve"> </w:t>
-                  </w:r>
-                  <w:r>
-                    <w:t xml:space="preserve">elsewhere</w:t>
-                  </w:r>
-                  <w:r>
-                    <w:t xml:space="preserve"> </w:t>
-                  </w:r>
-                  <w:r>
-                    <w:t xml:space="preserve">(e.g., in a</w:t>
-                  </w:r>
-                  <w:r>
-                    <w:t xml:space="preserve"> </w:t>
-                  </w:r>
-                  <w:r>
-                    <w:t xml:space="preserve">Change Plan)</w:t>
-                  </w:r>
-                </w:p>
-                <w:p>
-                  <w:pPr>
-                    <w:numPr>
-                      <w:ilvl w:val="3"/>
-                      <w:numId w:val="1032"/>
-                    </w:numPr>
-                    <w:jc w:val="left"/>
-                    <w:jc w:val="center"/>
-                  </w:pPr>
-                  <w:r>
-                    <w:t xml:space="preserve">The document</w:t>
-                  </w:r>
-                  <w:r>
-                    <w:t xml:space="preserve"> </w:t>
-                  </w:r>
-                  <w:r>
-                    <w:t xml:space="preserve">is only</w:t>
-                  </w:r>
-                  <w:r>
-                    <w:t xml:space="preserve"> </w:t>
-                  </w:r>
-                  <w:r>
-                    <w:t xml:space="preserve">updated, if</w:t>
-                  </w:r>
-                  <w:r>
-                    <w:t xml:space="preserve"> </w:t>
-                  </w:r>
-                  <w:r>
-                    <w:t xml:space="preserve">the validation</w:t>
-                  </w:r>
-                  <w:r>
-                    <w:t xml:space="preserve"> </w:t>
-                  </w:r>
-                  <w:r>
-                    <w:t xml:space="preserve">and/or testing</w:t>
-                  </w:r>
-                  <w:r>
-                    <w:t xml:space="preserve"> </w:t>
-                  </w:r>
-                  <w:r>
-                    <w:t xml:space="preserve">strategy</w:t>
-                  </w:r>
-                  <w:r>
-                    <w:t xml:space="preserve"> </w:t>
-                  </w:r>
-                  <w:r>
-                    <w:t xml:space="preserve">changes.</w:t>
-                  </w:r>
-                </w:p>
-                <w:p>
-                  <w:pPr>
-                    <w:numPr>
-                      <w:ilvl w:val="3"/>
-                      <w:numId w:val="1032"/>
-                    </w:numPr>
-                    <w:jc w:val="left"/>
-                    <w:jc w:val="center"/>
-                  </w:pPr>
-                  <w:r>
-                    <w:t xml:space="preserve">The document</w:t>
-                  </w:r>
-                  <w:r>
-                    <w:t xml:space="preserve"> </w:t>
-                  </w:r>
-                  <w:r>
-                    <w:t xml:space="preserve">is reviewed</w:t>
-                  </w:r>
-                  <w:r>
-                    <w:t xml:space="preserve"> </w:t>
-                  </w:r>
-                  <w:r>
-                    <w:t xml:space="preserve">during</w:t>
-                  </w:r>
-                  <w:r>
-                    <w:t xml:space="preserve"> </w:t>
-                  </w:r>
-                  <w:r>
-                    <w:t xml:space="preserve">periodic</w:t>
-                  </w:r>
-                  <w:r>
-                    <w:t xml:space="preserve"> </w:t>
-                  </w:r>
-                  <w:r>
-                    <w:t xml:space="preserve">review cycles</w:t>
-                  </w:r>
-                  <w:r>
-                    <w:t xml:space="preserve"> </w:t>
-                  </w:r>
-                  <w:r>
-                    <w:t xml:space="preserve">and review</w:t>
-                  </w:r>
-                  <w:r>
-                    <w:t xml:space="preserve"> </w:t>
-                  </w:r>
-                  <w:r>
-                    <w:t xml:space="preserve">documented, if</w:t>
-                  </w:r>
-                  <w:r>
-                    <w:t xml:space="preserve"> </w:t>
-                  </w:r>
-                  <w:r>
-                    <w:t xml:space="preserve">no updates are</w:t>
-                  </w:r>
-                  <w:r>
-                    <w:t xml:space="preserve"> </w:t>
-                  </w:r>
-                  <w:r>
-                    <w:t xml:space="preserve">required.</w:t>
-                  </w:r>
-                </w:p>
-                <w:p>
-                  <w:pPr>
-                    <w:numPr>
-                      <w:ilvl w:val="1"/>
-                      <w:numId w:val="1030"/>
-                    </w:numPr>
-                    <w:jc w:val="left"/>
-                    <w:jc w:val="center"/>
-                  </w:pPr>
-                  <w:r>
-                    <w:rPr>
-                      <w:i/>
-                      <w:iCs/>
-                    </w:rPr>
-                    <w:t xml:space="preserve">Created or at</w:t>
-                  </w:r>
-                  <w:r>
-                    <w:rPr>
-                      <w:i/>
-                      <w:iCs/>
-                    </w:rPr>
-                    <w:t xml:space="preserve"> </w:t>
-                  </w:r>
-                  <w:r>
-                    <w:rPr>
-                      <w:i/>
-                      <w:iCs/>
-                    </w:rPr>
-                    <w:t xml:space="preserve">least updated to a</w:t>
-                  </w:r>
-                  <w:r>
-                    <w:rPr>
-                      <w:i/>
-                      <w:iCs/>
-                    </w:rPr>
-                    <w:t xml:space="preserve"> </w:t>
-                  </w:r>
-                  <w:r>
-                    <w:rPr>
-                      <w:i/>
-                      <w:iCs/>
-                    </w:rPr>
-                    <w:t xml:space="preserve">new document</w:t>
-                  </w:r>
-                  <w:r>
-                    <w:rPr>
-                      <w:i/>
-                      <w:iCs/>
-                    </w:rPr>
-                    <w:t xml:space="preserve"> </w:t>
-                  </w:r>
-                  <w:r>
-                    <w:rPr>
-                      <w:i/>
-                      <w:iCs/>
-                    </w:rPr>
-                    <w:t xml:space="preserve">version with every</w:t>
-                  </w:r>
-                  <w:r>
-                    <w:rPr>
-                      <w:i/>
-                      <w:iCs/>
-                    </w:rPr>
-                    <w:t xml:space="preserve"> </w:t>
-                  </w:r>
-                  <w:r>
-                    <w:rPr>
-                      <w:i/>
-                      <w:iCs/>
-                    </w:rPr>
-                    <w:t xml:space="preserve">validation of a</w:t>
-                  </w:r>
-                  <w:r>
-                    <w:rPr>
-                      <w:i/>
-                      <w:iCs/>
-                    </w:rPr>
-                    <w:t xml:space="preserve"> </w:t>
-                  </w:r>
-                  <w:r>
-                    <w:rPr>
-                      <w:i/>
-                      <w:iCs/>
-                    </w:rPr>
-                    <w:t xml:space="preserve">new R base</w:t>
-                  </w:r>
-                  <w:r>
-                    <w:rPr>
-                      <w:i/>
-                      <w:iCs/>
-                    </w:rPr>
-                    <w:t xml:space="preserve"> </w:t>
-                  </w:r>
-                  <w:r>
-                    <w:rPr>
-                      <w:i/>
-                      <w:iCs/>
-                    </w:rPr>
-                    <w:t xml:space="preserve">installation</w:t>
-                  </w:r>
-                  <w:r>
-                    <w:rPr>
-                      <w:i/>
-                      <w:iCs/>
-                    </w:rPr>
-                    <w:t xml:space="preserve"> </w:t>
-                  </w:r>
-                  <w:r>
-                    <w:rPr>
-                      <w:i/>
-                      <w:iCs/>
-                    </w:rPr>
-                    <w:t xml:space="preserve">version</w:t>
-                  </w:r>
-                  <w:r>
-                    <w:t xml:space="preserve"> </w:t>
-                  </w:r>
-                  <w:r>
-                    <w:t xml:space="preserve">(in this</w:t>
-                  </w:r>
-                  <w:r>
-                    <w:t xml:space="preserve"> </w:t>
-                  </w:r>
-                  <w:r>
-                    <w:t xml:space="preserve">case the plan</w:t>
-                  </w:r>
-                  <w:r>
-                    <w:t xml:space="preserve"> </w:t>
-                  </w:r>
-                  <w:r>
-                    <w:t xml:space="preserve">would contain all</w:t>
-                  </w:r>
-                  <w:r>
-                    <w:t xml:space="preserve"> </w:t>
-                  </w:r>
-                  <w:r>
-                    <w:t xml:space="preserve">relevant details</w:t>
-                  </w:r>
-                  <w:r>
-                    <w:t xml:space="preserve"> </w:t>
-                  </w:r>
-                  <w:r>
-                    <w:t xml:space="preserve">to plan and</w:t>
-                  </w:r>
-                  <w:r>
-                    <w:t xml:space="preserve"> </w:t>
-                  </w:r>
-                  <w:r>
-                    <w:t xml:space="preserve">execute the</w:t>
-                  </w:r>
-                  <w:r>
-                    <w:t xml:space="preserve"> </w:t>
-                  </w:r>
-                  <w:r>
-                    <w:t xml:space="preserve">release-specific</w:t>
-                  </w:r>
-                  <w:r>
-                    <w:t xml:space="preserve"> </w:t>
-                  </w:r>
-                  <w:r>
-                    <w:t xml:space="preserve">validation). If</w:t>
-                  </w:r>
-                  <w:r>
-                    <w:t xml:space="preserve"> </w:t>
-                  </w:r>
-                  <w:r>
-                    <w:t xml:space="preserve">this approach is</w:t>
-                  </w:r>
-                  <w:r>
-                    <w:t xml:space="preserve"> </w:t>
-                  </w:r>
-                  <w:r>
-                    <w:t xml:space="preserve">followed</w:t>
-                  </w:r>
-                </w:p>
-                <w:p>
-                  <w:pPr>
-                    <w:numPr>
-                      <w:ilvl w:val="2"/>
-                      <w:numId w:val="1033"/>
-                    </w:numPr>
-                    <w:jc w:val="left"/>
-                    <w:jc w:val="center"/>
-                  </w:pPr>
-                  <w:r>
-                    <w:t xml:space="preserve">An additional</w:t>
-                  </w:r>
-                  <w:r>
-                    <w:t xml:space="preserve"> </w:t>
-                  </w:r>
-                  <w:r>
-                    <w:t xml:space="preserve">release-specific</w:t>
-                  </w:r>
-                  <w:r>
-                    <w:t xml:space="preserve"> </w:t>
-                  </w:r>
-                  <w:r>
-                    <w:t xml:space="preserve">change plan</w:t>
-                  </w:r>
-                  <w:r>
-                    <w:t xml:space="preserve"> </w:t>
-                  </w:r>
-                  <w:r>
-                    <w:t xml:space="preserve">may not be</w:t>
-                  </w:r>
-                  <w:r>
-                    <w:t xml:space="preserve"> </w:t>
-                  </w:r>
-                  <w:r>
-                    <w:t xml:space="preserve">required.</w:t>
-                  </w:r>
-                </w:p>
-                <w:p>
-                  <w:pPr>
-                    <w:numPr>
-                      <w:ilvl w:val="2"/>
-                      <w:numId w:val="1033"/>
-                    </w:numPr>
-                    <w:jc w:val="left"/>
-                    <w:jc w:val="center"/>
-                  </w:pPr>
-                  <w:r>
-                    <w:t xml:space="preserve">A new</w:t>
-                  </w:r>
-                  <w:r>
-                    <w:t xml:space="preserve"> </w:t>
-                  </w:r>
-                  <w:r>
-                    <w:t xml:space="preserve">Validation &amp;</w:t>
-                  </w:r>
-                  <w:r>
-                    <w:t xml:space="preserve"> </w:t>
-                  </w:r>
-                  <w:r>
-                    <w:t xml:space="preserve">Test Plan or</w:t>
-                  </w:r>
-                  <w:r>
-                    <w:t xml:space="preserve"> </w:t>
-                  </w:r>
-                  <w:r>
-                    <w:t xml:space="preserve">at least a new</w:t>
-                  </w:r>
-                  <w:r>
-                    <w:t xml:space="preserve"> </w:t>
-                  </w:r>
-                  <w:r>
-                    <w:t xml:space="preserve">document</w:t>
-                  </w:r>
-                  <w:r>
-                    <w:t xml:space="preserve"> </w:t>
-                  </w:r>
-                  <w:r>
-                    <w:t xml:space="preserve">version is</w:t>
-                  </w:r>
-                  <w:r>
-                    <w:t xml:space="preserve"> </w:t>
-                  </w:r>
-                  <w:r>
-                    <w:t xml:space="preserve">created with</w:t>
-                  </w:r>
-                  <w:r>
-                    <w:t xml:space="preserve"> </w:t>
-                  </w:r>
-                  <w:r>
-                    <w:t xml:space="preserve">every new R</w:t>
-                  </w:r>
-                  <w:r>
-                    <w:t xml:space="preserve"> </w:t>
-                  </w:r>
-                  <w:r>
-                    <w:t xml:space="preserve">base</w:t>
-                  </w:r>
-                  <w:r>
-                    <w:t xml:space="preserve"> </w:t>
-                  </w:r>
-                  <w:r>
-                    <w:t xml:space="preserve">installation</w:t>
-                  </w:r>
-                  <w:r>
-                    <w:t xml:space="preserve"> </w:t>
-                  </w:r>
-                  <w:r>
-                    <w:t xml:space="preserve">version</w:t>
-                  </w:r>
-                  <w:r>
-                    <w:t xml:space="preserve"> </w:t>
-                  </w:r>
-                  <w:r>
-                    <w:t xml:space="preserve">validation.</w:t>
-                  </w:r>
-                </w:p>
-                <w:p>
-                  <w:pPr>
-                    <w:numPr>
-                      <w:ilvl w:val="2"/>
-                      <w:numId w:val="1033"/>
-                    </w:numPr>
-                    <w:jc w:val="left"/>
-                    <w:jc w:val="center"/>
-                  </w:pPr>
-                  <w:r>
-                    <w:t xml:space="preserve">No periodic</w:t>
-                  </w:r>
-                  <w:r>
-                    <w:t xml:space="preserve"> </w:t>
-                  </w:r>
-                  <w:r>
-                    <w:t xml:space="preserve">review</w:t>
+                    <w:t xml:space="preserve">Reviewed during</w:t>
+                  </w:r>
+                  <w:r>
+                    <w:t xml:space="preserve"> </w:t>
+                  </w:r>
+                  <w:r>
+                    <w:t xml:space="preserve">periodic review cycles</w:t>
+                  </w:r>
+                  <w:r>
+                    <w:t xml:space="preserve"> </w:t>
+                  </w:r>
+                  <w:r>
+                    <w:t xml:space="preserve">and review documented,</w:t>
+                  </w:r>
+                  <w:r>
+                    <w:t xml:space="preserve"> </w:t>
+                  </w:r>
+                  <w:r>
+                    <w:t xml:space="preserve">if no updates are</w:t>
                   </w:r>
                   <w:r>
                     <w:t xml:space="preserve"> </w:t>
@@ -6296,364 +6742,6 @@
                       <w:b/>
                       <w:bCs/>
                     </w:rPr>
-                    <w:t xml:space="preserve">(User)</w:t>
-                  </w:r>
-                  <w:r>
-                    <w:rPr>
-                      <w:b/>
-                      <w:bCs/>
-                    </w:rPr>
-                    <w:t xml:space="preserve"> </w:t>
-                  </w:r>
-                  <w:r>
-                    <w:rPr>
-                      <w:b/>
-                      <w:bCs/>
-                    </w:rPr>
-                    <w:t xml:space="preserve">Requirements</w:t>
-                  </w:r>
-                  <w:r>
-                    <w:rPr>
-                      <w:b/>
-                      <w:bCs/>
-                    </w:rPr>
-                    <w:t xml:space="preserve"> </w:t>
-                  </w:r>
-                  <w:r>
-                    <w:rPr>
-                      <w:b/>
-                      <w:bCs/>
-                    </w:rPr>
-                    <w:t xml:space="preserve">Specification</w:t>
-                  </w:r>
-                </w:p>
-              </w:tc>
-              <w:tc>
-                <w:tcPr/>
-                <w:p>
-                  <w:pPr>
-                    <w:jc w:val="left"/>
-                    <w:jc w:val="center"/>
-                  </w:pPr>
-                  <w:r>
-                    <w:rPr>
-                      <w:b/>
-                      <w:bCs/>
-                    </w:rPr>
-                    <w:t xml:space="preserve">Purpose:</w:t>
-                  </w:r>
-                </w:p>
-                <w:p>
-                  <w:pPr>
-                    <w:jc w:val="left"/>
-                    <w:jc w:val="center"/>
-                  </w:pPr>
-                  <w:r>
-                    <w:t xml:space="preserve">The purpose of such a</w:t>
-                  </w:r>
-                  <w:r>
-                    <w:t xml:space="preserve"> </w:t>
-                  </w:r>
-                  <w:r>
-                    <w:t xml:space="preserve">document is to specify the</w:t>
-                  </w:r>
-                  <w:r>
-                    <w:t xml:space="preserve"> </w:t>
-                  </w:r>
-                  <w:r>
-                    <w:t xml:space="preserve">user requirements and</w:t>
-                  </w:r>
-                  <w:r>
-                    <w:t xml:space="preserve"> </w:t>
-                  </w:r>
-                  <w:r>
-                    <w:t xml:space="preserve">intended use for the R base</w:t>
-                  </w:r>
-                  <w:r>
-                    <w:t xml:space="preserve"> </w:t>
-                  </w:r>
-                  <w:r>
-                    <w:t xml:space="preserve">installation. It may also</w:t>
-                  </w:r>
-                  <w:r>
-                    <w:t xml:space="preserve"> </w:t>
-                  </w:r>
-                  <w:r>
-                    <w:t xml:space="preserve">contain any compliance (e.g.,</w:t>
-                  </w:r>
-                  <w:r>
-                    <w:t xml:space="preserve"> </w:t>
-                  </w:r>
-                  <w:r>
-                    <w:t xml:space="preserve">data integrity), regulatory</w:t>
-                  </w:r>
-                  <w:r>
-                    <w:t xml:space="preserve"> </w:t>
-                  </w:r>
-                  <w:r>
-                    <w:t xml:space="preserve">(e.g., personal data</w:t>
-                  </w:r>
-                  <w:r>
-                    <w:t xml:space="preserve"> </w:t>
-                  </w:r>
-                  <w:r>
-                    <w:t xml:space="preserve">protection) and safety</w:t>
-                  </w:r>
-                  <w:r>
-                    <w:t xml:space="preserve"> </w:t>
-                  </w:r>
-                  <w:r>
-                    <w:t xml:space="preserve">requirements (e.g.,</w:t>
-                  </w:r>
-                  <w:r>
-                    <w:t xml:space="preserve"> </w:t>
-                  </w:r>
-                  <w:r>
-                    <w:t xml:space="preserve">controlled access).</w:t>
-                  </w:r>
-                </w:p>
-                <w:p>
-                  <w:pPr>
-                    <w:jc w:val="left"/>
-                    <w:jc w:val="center"/>
-                  </w:pPr>
-                  <w:r>
-                    <w:rPr>
-                      <w:b/>
-                      <w:bCs/>
-                    </w:rPr>
-                    <w:t xml:space="preserve">Example:</w:t>
-                  </w:r>
-                </w:p>
-                <w:p>
-                  <w:pPr>
-                    <w:pStyle w:val="Compact"/>
-                    <w:numPr>
-                      <w:ilvl w:val="0"/>
-                      <w:numId w:val="1034"/>
-                    </w:numPr>
-                    <w:jc w:val="left"/>
-                    <w:jc w:val="center"/>
-                  </w:pPr>
-                  <w:hyperlink r:id="rId55">
-                    <w:r>
-                      <w:rPr>
-                        <w:rStyle w:val="Hyperlink"/>
-                      </w:rPr>
-                      <w:t xml:space="preserve">Example</w:t>
-                    </w:r>
-                  </w:hyperlink>
-                </w:p>
-              </w:tc>
-              <w:tc>
-                <w:tcPr/>
-                <w:p>
-                  <w:pPr>
-                    <w:jc w:val="left"/>
-                    <w:jc w:val="center"/>
-                  </w:pPr>
-                  <w:r>
-                    <w:rPr>
-                      <w:b/>
-                      <w:bCs/>
-                    </w:rPr>
-                    <w:t xml:space="preserve">Required for R base</w:t>
-                  </w:r>
-                  <w:r>
-                    <w:rPr>
-                      <w:b/>
-                      <w:bCs/>
-                    </w:rPr>
-                    <w:t xml:space="preserve"> </w:t>
-                  </w:r>
-                  <w:r>
-                    <w:rPr>
-                      <w:b/>
-                      <w:bCs/>
-                    </w:rPr>
-                    <w:t xml:space="preserve">installation validation:</w:t>
-                  </w:r>
-                </w:p>
-                <w:p>
-                  <w:pPr>
-                    <w:pStyle w:val="Compact"/>
-                    <w:numPr>
-                      <w:ilvl w:val="0"/>
-                      <w:numId w:val="1035"/>
-                    </w:numPr>
-                    <w:jc w:val="left"/>
-                    <w:jc w:val="center"/>
-                  </w:pPr>
-                  <w:r>
-                    <w:t xml:space="preserve">Yes</w:t>
-                  </w:r>
-                </w:p>
-                <w:p>
-                  <w:pPr>
-                    <w:jc w:val="left"/>
-                    <w:jc w:val="center"/>
-                  </w:pPr>
-                  <w:r>
-                    <w:rPr>
-                      <w:b/>
-                      <w:bCs/>
-                    </w:rPr>
-                    <w:t xml:space="preserve">Frequency of update:</w:t>
-                  </w:r>
-                </w:p>
-                <w:p>
-                  <w:pPr>
-                    <w:numPr>
-                      <w:ilvl w:val="0"/>
-                      <w:numId w:val="1036"/>
-                    </w:numPr>
-                    <w:jc w:val="left"/>
-                    <w:jc w:val="center"/>
-                  </w:pPr>
-                  <w:r>
-                    <w:t xml:space="preserve">Created with the first</w:t>
-                  </w:r>
-                  <w:r>
-                    <w:t xml:space="preserve"> </w:t>
-                  </w:r>
-                  <w:r>
-                    <w:t xml:space="preserve">R base installation</w:t>
-                  </w:r>
-                  <w:r>
-                    <w:t xml:space="preserve"> </w:t>
-                  </w:r>
-                  <w:r>
-                    <w:t xml:space="preserve">validation.</w:t>
-                  </w:r>
-                </w:p>
-                <w:p>
-                  <w:pPr>
-                    <w:numPr>
-                      <w:ilvl w:val="0"/>
-                      <w:numId w:val="1036"/>
-                    </w:numPr>
-                    <w:jc w:val="left"/>
-                    <w:jc w:val="center"/>
-                  </w:pPr>
-                  <w:r>
-                    <w:t xml:space="preserve">Updated, if any new</w:t>
-                  </w:r>
-                  <w:r>
-                    <w:t xml:space="preserve"> </w:t>
-                  </w:r>
-                  <w:r>
-                    <w:t xml:space="preserve">requirements need to</w:t>
-                  </w:r>
-                  <w:r>
-                    <w:t xml:space="preserve"> </w:t>
-                  </w:r>
-                  <w:r>
-                    <w:t xml:space="preserve">be added to cover the</w:t>
-                  </w:r>
-                  <w:r>
-                    <w:t xml:space="preserve"> </w:t>
-                  </w:r>
-                  <w:r>
-                    <w:t xml:space="preserve">full scope of the</w:t>
-                  </w:r>
-                  <w:r>
-                    <w:t xml:space="preserve"> </w:t>
-                  </w:r>
-                  <w:r>
-                    <w:t xml:space="preserve">current intended use</w:t>
-                  </w:r>
-                  <w:r>
-                    <w:t xml:space="preserve"> </w:t>
-                  </w:r>
-                  <w:r>
-                    <w:t xml:space="preserve">OR if any of the</w:t>
-                  </w:r>
-                  <w:r>
-                    <w:t xml:space="preserve"> </w:t>
-                  </w:r>
-                  <w:r>
-                    <w:t xml:space="preserve">existing requirements</w:t>
-                  </w:r>
-                  <w:r>
-                    <w:t xml:space="preserve"> </w:t>
-                  </w:r>
-                  <w:r>
-                    <w:t xml:space="preserve">need to be updated or</w:t>
-                  </w:r>
-                  <w:r>
-                    <w:t xml:space="preserve"> </w:t>
-                  </w:r>
-                  <w:r>
-                    <w:t xml:space="preserve">removed.</w:t>
-                  </w:r>
-                </w:p>
-                <w:p>
-                  <w:pPr>
-                    <w:numPr>
-                      <w:ilvl w:val="0"/>
-                      <w:numId w:val="1036"/>
-                    </w:numPr>
-                    <w:jc w:val="left"/>
-                    <w:jc w:val="center"/>
-                  </w:pPr>
-                  <w:r>
-                    <w:t xml:space="preserve">Reviewed during</w:t>
-                  </w:r>
-                  <w:r>
-                    <w:t xml:space="preserve"> </w:t>
-                  </w:r>
-                  <w:r>
-                    <w:t xml:space="preserve">periodic review cycles</w:t>
-                  </w:r>
-                  <w:r>
-                    <w:t xml:space="preserve"> </w:t>
-                  </w:r>
-                  <w:r>
-                    <w:t xml:space="preserve">and review documented,</w:t>
-                  </w:r>
-                  <w:r>
-                    <w:t xml:space="preserve"> </w:t>
-                  </w:r>
-                  <w:r>
-                    <w:t xml:space="preserve">if no updates are</w:t>
-                  </w:r>
-                  <w:r>
-                    <w:t xml:space="preserve"> </w:t>
-                  </w:r>
-                  <w:r>
-                    <w:t xml:space="preserve">required.</w:t>
-                  </w:r>
-                </w:p>
-              </w:tc>
-            </w:tr>
-            <w:tr>
-              <w:tc>
-                <w:tcPr/>
-                <w:p>
-                  <w:pPr>
-                    <w:jc w:val="left"/>
-                    <w:jc w:val="center"/>
-                  </w:pPr>
-                  <w:r>
-                    <w:t xml:space="preserve">R Base</w:t>
-                  </w:r>
-                  <w:r>
-                    <w:t xml:space="preserve"> </w:t>
-                  </w:r>
-                  <w:r>
-                    <w:t xml:space="preserve">installation</w:t>
-                  </w:r>
-                </w:p>
-                <w:p>
-                  <w:pPr>
-                    <w:jc w:val="left"/>
-                    <w:jc w:val="center"/>
-                  </w:pPr>
-                  <w:r>
-                    <w:rPr>
-                      <w:b/>
-                      <w:bCs/>
-                    </w:rPr>
                     <w:t xml:space="preserve">(Functional)</w:t>
                   </w:r>
                   <w:r>
@@ -6767,7 +6855,7 @@
                   <w:r>
                     <w:t xml:space="preserve"> </w:t>
                   </w:r>
-                  <w:hyperlink r:id="rId56">
+                  <w:hyperlink r:id="rId55">
                     <w:r>
                       <w:rPr>
                         <w:rStyle w:val="Hyperlink"/>
@@ -8285,7 +8373,7 @@
                   <w:r>
                     <w:t xml:space="preserve"> </w:t>
                   </w:r>
-                  <w:hyperlink r:id="rId57">
+                  <w:hyperlink r:id="rId56">
                     <w:r>
                       <w:rPr>
                         <w:rStyle w:val="Hyperlink"/>
@@ -9340,7 +9428,7 @@
                     <w:jc w:val="left"/>
                     <w:jc w:val="center"/>
                   </w:pPr>
-                  <w:hyperlink r:id="rId57">
+                  <w:hyperlink r:id="rId56">
                     <w:r>
                       <w:rPr>
                         <w:rStyle w:val="Hyperlink"/>
@@ -10096,13 +10184,13 @@
               </w:tc>
             </w:tr>
           </w:tbl>
-          <w:bookmarkEnd w:id="58"/>
+          <w:bookmarkEnd w:id="57"/>
           <w:p/>
         </w:tc>
       </w:tr>
     </w:tbl>
-    <w:bookmarkEnd w:id="59"/>
-    <w:bookmarkStart w:id="64" w:name="sec-r-package-val"/>
+    <w:bookmarkEnd w:id="58"/>
+    <w:bookmarkStart w:id="63" w:name="sec-r-package-val"/>
     <w:p>
       <w:pPr>
         <w:pStyle w:val="Heading2"/>
@@ -10281,7 +10369,7 @@
       <w:tr>
         <w:tc>
           <w:tcPr/>
-          <w:bookmarkStart w:id="63" w:name="tbl-r-package-val-docs"/>
+          <w:bookmarkStart w:id="62" w:name="tbl-r-package-val-docs"/>
           <w:p>
             <w:pPr>
               <w:jc w:val="center"/>
@@ -10941,7 +11029,7 @@
                     <w:jc w:val="left"/>
                     <w:jc w:val="center"/>
                   </w:pPr>
-                  <w:hyperlink r:id="rId60">
+                  <w:hyperlink r:id="rId59">
                     <w:r>
                       <w:rPr>
                         <w:rStyle w:val="Hyperlink"/>
@@ -11287,7 +11375,7 @@
                     <w:jc w:val="left"/>
                     <w:jc w:val="center"/>
                   </w:pPr>
-                  <w:hyperlink r:id="rId60">
+                  <w:hyperlink r:id="rId59">
                     <w:r>
                       <w:rPr>
                         <w:rStyle w:val="Hyperlink"/>
@@ -11888,7 +11976,7 @@
                     <w:jc w:val="left"/>
                     <w:jc w:val="center"/>
                   </w:pPr>
-                  <w:hyperlink r:id="rId60">
+                  <w:hyperlink r:id="rId59">
                     <w:r>
                       <w:rPr>
                         <w:rStyle w:val="Hyperlink"/>
@@ -11919,7 +12007,7 @@
                     <w:jc w:val="left"/>
                     <w:jc w:val="center"/>
                   </w:pPr>
-                  <w:hyperlink r:id="rId61">
+                  <w:hyperlink r:id="rId60">
                     <w:r>
                       <w:rPr>
                         <w:rStyle w:val="Hyperlink"/>
@@ -12340,7 +12428,7 @@
                     <w:rPr>
                       <w:rStyle w:val="FootnoteReference"/>
                     </w:rPr>
-                    <w:footnoteReference w:id="62"/>
+                    <w:footnoteReference w:id="61"/>
                   </w:r>
                   <w:r>
                     <w:t xml:space="preserve">.</w:t>
@@ -12737,7 +12825,7 @@
                   <w:r>
                     <w:t xml:space="preserve"> </w:t>
                   </w:r>
-                  <w:hyperlink r:id="rId60">
+                  <w:hyperlink r:id="rId59">
                     <w:r>
                       <w:rPr>
                         <w:rStyle w:val="Hyperlink"/>
@@ -13758,7 +13846,7 @@
                     <w:jc w:val="left"/>
                     <w:jc w:val="center"/>
                   </w:pPr>
-                  <w:hyperlink r:id="rId61">
+                  <w:hyperlink r:id="rId60">
                     <w:r>
                       <w:rPr>
                         <w:rStyle w:val="Hyperlink"/>
@@ -14181,7 +14269,7 @@
                     <w:jc w:val="left"/>
                     <w:jc w:val="center"/>
                   </w:pPr>
-                  <w:hyperlink r:id="rId61">
+                  <w:hyperlink r:id="rId60">
                     <w:r>
                       <w:rPr>
                         <w:rStyle w:val="Hyperlink"/>
@@ -14470,7 +14558,7 @@
                     <w:jc w:val="left"/>
                     <w:jc w:val="center"/>
                   </w:pPr>
-                  <w:hyperlink r:id="rId61">
+                  <w:hyperlink r:id="rId60">
                     <w:r>
                       <w:rPr>
                         <w:rStyle w:val="Hyperlink"/>
@@ -14819,7 +14907,7 @@
                     <w:jc w:val="left"/>
                     <w:jc w:val="center"/>
                   </w:pPr>
-                  <w:hyperlink r:id="rId60">
+                  <w:hyperlink r:id="rId59">
                     <w:r>
                       <w:rPr>
                         <w:rStyle w:val="Hyperlink"/>
@@ -14850,7 +14938,7 @@
                     <w:jc w:val="left"/>
                     <w:jc w:val="center"/>
                   </w:pPr>
-                  <w:hyperlink r:id="rId61">
+                  <w:hyperlink r:id="rId60">
                     <w:r>
                       <w:rPr>
                         <w:rStyle w:val="Hyperlink"/>
@@ -15185,7 +15273,7 @@
                     <w:jc w:val="left"/>
                     <w:jc w:val="center"/>
                   </w:pPr>
-                  <w:hyperlink r:id="rId61">
+                  <w:hyperlink r:id="rId60">
                     <w:r>
                       <w:rPr>
                         <w:rStyle w:val="Hyperlink"/>
@@ -15298,13 +15386,13 @@
               </w:tc>
             </w:tr>
           </w:tbl>
-          <w:bookmarkEnd w:id="63"/>
+          <w:bookmarkEnd w:id="62"/>
           <w:p/>
         </w:tc>
       </w:tr>
     </w:tbl>
-    <w:bookmarkEnd w:id="64"/>
-    <w:bookmarkStart w:id="65" w:name="sec-r-product-val"/>
+    <w:bookmarkEnd w:id="63"/>
+    <w:bookmarkStart w:id="64" w:name="sec-r-product-val"/>
     <w:p>
       <w:pPr>
         <w:pStyle w:val="Heading2"/>
@@ -15363,9 +15451,9 @@
         <w:t xml:space="preserve">Documentation for reproducibility and traceability</w:t>
       </w:r>
     </w:p>
+    <w:bookmarkEnd w:id="64"/>
     <w:bookmarkEnd w:id="65"/>
-    <w:bookmarkEnd w:id="66"/>
-    <w:bookmarkStart w:id="67" w:name="sec-risk-management"/>
+    <w:bookmarkStart w:id="66" w:name="sec-risk-management"/>
     <w:p>
       <w:pPr>
         <w:pStyle w:val="Heading1"/>
@@ -15499,7 +15587,7 @@
         </w:rPr>
         <w:t xml:space="preserve"> </w:t>
       </w:r>
-      <w:hyperlink r:id="rId60">
+      <w:hyperlink r:id="rId59">
         <w:r>
           <w:rPr>
             <w:rStyle w:val="Hyperlink"/>
@@ -16112,8 +16200,8 @@
         </w:tc>
       </w:tr>
     </w:tbl>
-    <w:bookmarkEnd w:id="67"/>
-    <w:bookmarkStart w:id="68" w:name="sec-training"/>
+    <w:bookmarkEnd w:id="66"/>
+    <w:bookmarkStart w:id="67" w:name="sec-training"/>
     <w:p>
       <w:pPr>
         <w:pStyle w:val="Heading1"/>
@@ -16162,8 +16250,8 @@
         <w:t xml:space="preserve">the associated SOPs.</w:t>
       </w:r>
     </w:p>
-    <w:bookmarkEnd w:id="68"/>
-    <w:bookmarkStart w:id="69" w:name="sec-periodic-review"/>
+    <w:bookmarkEnd w:id="67"/>
+    <w:bookmarkStart w:id="68" w:name="sec-periodic-review"/>
     <w:p>
       <w:pPr>
         <w:pStyle w:val="Heading1"/>
@@ -16282,8 +16370,8 @@
         <w:t xml:space="preserve">minimum R base installation version in the periodic review process.</w:t>
       </w:r>
     </w:p>
-    <w:bookmarkEnd w:id="69"/>
-    <w:bookmarkStart w:id="70" w:name="sec-associated-documents"/>
+    <w:bookmarkEnd w:id="68"/>
+    <w:bookmarkStart w:id="69" w:name="sec-associated-documents"/>
     <w:p>
       <w:pPr>
         <w:pStyle w:val="Heading1"/>
@@ -16296,7 +16384,7 @@
       <w:pPr>
         <w:pStyle w:val="DefinitionTerm"/>
       </w:pPr>
-      <w:hyperlink r:id="rId60">
+      <w:hyperlink r:id="rId59">
         <w:r>
           <w:rPr>
             <w:rStyle w:val="Hyperlink"/>
@@ -16317,7 +16405,7 @@
       <w:pPr>
         <w:pStyle w:val="DefinitionTerm"/>
       </w:pPr>
-      <w:hyperlink r:id="rId61">
+      <w:hyperlink r:id="rId60">
         <w:r>
           <w:rPr>
             <w:rStyle w:val="Hyperlink"/>
@@ -16352,8 +16440,8 @@
         <w:t xml:space="preserve">Documents to be prepared at CTU level are not listed here. When possible, examples for selected documents are listed in relevant sections.</w:t>
       </w:r>
     </w:p>
-    <w:bookmarkEnd w:id="70"/>
-    <w:bookmarkStart w:id="74" w:name="sec-references"/>
+    <w:bookmarkEnd w:id="69"/>
+    <w:bookmarkStart w:id="73" w:name="sec-references"/>
     <w:p>
       <w:pPr>
         <w:pStyle w:val="Heading1"/>
@@ -16366,7 +16454,7 @@
       <w:pPr>
         <w:pStyle w:val="DefinitionTerm"/>
       </w:pPr>
-      <w:hyperlink r:id="rId30">
+      <w:hyperlink r:id="rId29">
         <w:r>
           <w:rPr>
             <w:rStyle w:val="Hyperlink"/>
@@ -16387,7 +16475,7 @@
       <w:pPr>
         <w:pStyle w:val="DefinitionTerm"/>
       </w:pPr>
-      <w:hyperlink r:id="rId31">
+      <w:hyperlink r:id="rId30">
         <w:r>
           <w:rPr>
             <w:rStyle w:val="Hyperlink"/>
@@ -16408,7 +16496,7 @@
       <w:pPr>
         <w:pStyle w:val="DefinitionTerm"/>
       </w:pPr>
-      <w:hyperlink r:id="rId71">
+      <w:hyperlink r:id="rId70">
         <w:r>
           <w:rPr>
             <w:rStyle w:val="Hyperlink"/>
@@ -16437,7 +16525,7 @@
       <w:pPr>
         <w:pStyle w:val="DefinitionTerm"/>
       </w:pPr>
-      <w:hyperlink r:id="rId34">
+      <w:hyperlink r:id="rId33">
         <w:r>
           <w:rPr>
             <w:rStyle w:val="Hyperlink"/>
@@ -16458,7 +16546,7 @@
       <w:pPr>
         <w:pStyle w:val="DefinitionTerm"/>
       </w:pPr>
-      <w:hyperlink r:id="rId72">
+      <w:hyperlink r:id="rId71">
         <w:r>
           <w:rPr>
             <w:rStyle w:val="Hyperlink"/>
@@ -16479,7 +16567,7 @@
       <w:pPr>
         <w:pStyle w:val="DefinitionTerm"/>
       </w:pPr>
-      <w:hyperlink r:id="rId73">
+      <w:hyperlink r:id="rId72">
         <w:r>
           <w:rPr>
             <w:rStyle w:val="Hyperlink"/>
@@ -16500,7 +16588,7 @@
       <w:pPr>
         <w:pStyle w:val="FirstParagraph"/>
       </w:pPr>
-      <w:hyperlink r:id="rId41">
+      <w:hyperlink r:id="rId40">
         <w:r>
           <w:rPr>
             <w:rStyle w:val="Hyperlink"/>
@@ -16509,7 +16597,7 @@
         </w:r>
       </w:hyperlink>
     </w:p>
-    <w:bookmarkEnd w:id="74"/>
+    <w:bookmarkEnd w:id="73"/>
     <w:sectPr>
       <w:footnotePr>
         <w:numRestart w:val="eachSect"/>
@@ -16554,7 +16642,7 @@
         <w:t xml:space="preserve"> </w:t>
       </w:r>
       <w:r>
-        <w:t xml:space="preserve">Head data-analysis, Department Clinical Research, University of Basel</w:t>
+        <w:t xml:space="preserve">Statistician, Clinical Research Centre, Geneva University Hospitals</w:t>
       </w:r>
     </w:p>
   </w:footnote>
@@ -16573,11 +16661,11 @@
         <w:t xml:space="preserve"> </w:t>
       </w:r>
       <w:r>
-        <w:t xml:space="preserve">IT Quality Manager, Department Clinical Research, University of Basel</w:t>
+        <w:t xml:space="preserve">Senior Statistician, Department of Clinical Research (DCR), University of Bern</w:t>
       </w:r>
     </w:p>
   </w:footnote>
-  <w:footnote w:id="25">
+  <w:footnote w:id="26">
     <w:p>
       <w:pPr>
         <w:pStyle w:val="FootnoteText"/>
@@ -16592,7 +16680,13 @@
         <w:t xml:space="preserve"> </w:t>
       </w:r>
       <w:r>
-        <w:t xml:space="preserve">Senior Statistician, Department of Clinical Research (DCR), University of Bern</w:t>
+        <w:t xml:space="preserve">for purposes of this document referred to as CTUs = Clinical Trial</w:t>
+      </w:r>
+      <w:r>
+        <w:t xml:space="preserve"> </w:t>
+      </w:r>
+      <w:r>
+        <w:t xml:space="preserve">Units</w:t>
       </w:r>
     </w:p>
   </w:footnote>
@@ -16611,13 +16705,13 @@
         <w:t xml:space="preserve"> </w:t>
       </w:r>
       <w:r>
-        <w:t xml:space="preserve">for purposes of this document referred to as CTUs = Clinical Trial</w:t>
-      </w:r>
-      <w:r>
-        <w:t xml:space="preserve"> </w:t>
-      </w:r>
-      <w:r>
-        <w:t xml:space="preserve">Units</w:t>
+        <w:t xml:space="preserve">A validation documentation set is prepared to provide evidence of</w:t>
+      </w:r>
+      <w:r>
+        <w:t xml:space="preserve"> </w:t>
+      </w:r>
+      <w:r>
+        <w:t xml:space="preserve">the validation process.</w:t>
       </w:r>
     </w:p>
   </w:footnote>
@@ -16636,17 +16730,35 @@
         <w:t xml:space="preserve"> </w:t>
       </w:r>
       <w:r>
-        <w:t xml:space="preserve">A validation documentation set is prepared to provide evidence of</w:t>
-      </w:r>
-      <w:r>
-        <w:t xml:space="preserve"> </w:t>
-      </w:r>
-      <w:r>
-        <w:t xml:space="preserve">the validation process.</w:t>
+        <w:t xml:space="preserve">GxP processes refer to Good Practice standards, including Good</w:t>
+      </w:r>
+      <w:r>
+        <w:t xml:space="preserve"> </w:t>
+      </w:r>
+      <w:r>
+        <w:t xml:space="preserve">Clinical Practice (GCP), Good Manufacturing Practices (GMP), Good</w:t>
+      </w:r>
+      <w:r>
+        <w:t xml:space="preserve"> </w:t>
+      </w:r>
+      <w:r>
+        <w:t xml:space="preserve">Laboratory Practice (GLP) etc. GxP critical computerised systems are</w:t>
+      </w:r>
+      <w:r>
+        <w:t xml:space="preserve"> </w:t>
+      </w:r>
+      <w:r>
+        <w:t xml:space="preserve">all systems that manage GxP data (e.g., clinical study data) and</w:t>
+      </w:r>
+      <w:r>
+        <w:t xml:space="preserve"> </w:t>
+      </w:r>
+      <w:r>
+        <w:t xml:space="preserve">therefore support and/or provide input for GxP processes.</w:t>
       </w:r>
     </w:p>
   </w:footnote>
-  <w:footnote w:id="29">
+  <w:footnote w:id="38">
     <w:p>
       <w:pPr>
         <w:pStyle w:val="FootnoteText"/>
@@ -16661,35 +16773,53 @@
         <w:t xml:space="preserve"> </w:t>
       </w:r>
       <w:r>
-        <w:t xml:space="preserve">GxP processes refer to Good Practice standards, including Good</w:t>
-      </w:r>
-      <w:r>
-        <w:t xml:space="preserve"> </w:t>
-      </w:r>
-      <w:r>
-        <w:t xml:space="preserve">Clinical Practice (GCP), Good Manufacturing Practices (GMP), Good</w:t>
-      </w:r>
-      <w:r>
-        <w:t xml:space="preserve"> </w:t>
-      </w:r>
-      <w:r>
-        <w:t xml:space="preserve">Laboratory Practice (GLP) etc. GxP critical computerised systems are</w:t>
-      </w:r>
-      <w:r>
-        <w:t xml:space="preserve"> </w:t>
-      </w:r>
-      <w:r>
-        <w:t xml:space="preserve">all systems that manage GxP data (e.g., clinical study data) and</w:t>
-      </w:r>
-      <w:r>
-        <w:t xml:space="preserve"> </w:t>
-      </w:r>
-      <w:r>
-        <w:t xml:space="preserve">therefore support and/or provide input for GxP processes.</w:t>
+        <w:t xml:space="preserve">The GNU Project is a free software, mass collaboration project</w:t>
+      </w:r>
+      <w:r>
+        <w:t xml:space="preserve"> </w:t>
+      </w:r>
+      <w:r>
+        <w:t xml:space="preserve">announced by Richard Stallman on September 27, 1983. Its goal is to</w:t>
+      </w:r>
+      <w:r>
+        <w:t xml:space="preserve"> </w:t>
+      </w:r>
+      <w:r>
+        <w:t xml:space="preserve">give computer users freedom and control in their use of their</w:t>
+      </w:r>
+      <w:r>
+        <w:t xml:space="preserve"> </w:t>
+      </w:r>
+      <w:r>
+        <w:t xml:space="preserve">computers and computing devices by collaboratively developing and</w:t>
+      </w:r>
+      <w:r>
+        <w:t xml:space="preserve"> </w:t>
+      </w:r>
+      <w:r>
+        <w:t xml:space="preserve">publishing software that gives everyone the rights to freely run the</w:t>
+      </w:r>
+      <w:r>
+        <w:t xml:space="preserve"> </w:t>
+      </w:r>
+      <w:r>
+        <w:t xml:space="preserve">software, copy and distribute it, study it, and modify it. GNU</w:t>
+      </w:r>
+      <w:r>
+        <w:t xml:space="preserve"> </w:t>
+      </w:r>
+      <w:r>
+        <w:t xml:space="preserve">software grants these rights in its license</w:t>
+      </w:r>
+      <w:r>
+        <w:t xml:space="preserve"> </w:t>
+      </w:r>
+      <w:r>
+        <w:t xml:space="preserve">(https://en.wikipedia.org/wiki/GNU_Project).</w:t>
       </w:r>
     </w:p>
   </w:footnote>
-  <w:footnote w:id="39">
+  <w:footnote w:id="44">
     <w:p>
       <w:pPr>
         <w:pStyle w:val="FootnoteText"/>
@@ -16704,72 +16834,11 @@
         <w:t xml:space="preserve"> </w:t>
       </w:r>
       <w:r>
-        <w:t xml:space="preserve">The GNU Project is a free software, mass collaboration project</w:t>
-      </w:r>
-      <w:r>
-        <w:t xml:space="preserve"> </w:t>
-      </w:r>
-      <w:r>
-        <w:t xml:space="preserve">announced by Richard Stallman on September 27, 1983. Its goal is to</w:t>
-      </w:r>
-      <w:r>
-        <w:t xml:space="preserve"> </w:t>
-      </w:r>
-      <w:r>
-        <w:t xml:space="preserve">give computer users freedom and control in their use of their</w:t>
-      </w:r>
-      <w:r>
-        <w:t xml:space="preserve"> </w:t>
-      </w:r>
-      <w:r>
-        <w:t xml:space="preserve">computers and computing devices by collaboratively developing and</w:t>
-      </w:r>
-      <w:r>
-        <w:t xml:space="preserve"> </w:t>
-      </w:r>
-      <w:r>
-        <w:t xml:space="preserve">publishing software that gives everyone the rights to freely run the</w:t>
-      </w:r>
-      <w:r>
-        <w:t xml:space="preserve"> </w:t>
-      </w:r>
-      <w:r>
-        <w:t xml:space="preserve">software, copy and distribute it, study it, and modify it. GNU</w:t>
-      </w:r>
-      <w:r>
-        <w:t xml:space="preserve"> </w:t>
-      </w:r>
-      <w:r>
-        <w:t xml:space="preserve">software grants these rights in its license</w:t>
-      </w:r>
-      <w:r>
-        <w:t xml:space="preserve"> </w:t>
-      </w:r>
-      <w:r>
-        <w:t xml:space="preserve">(https://en.wikipedia.org/wiki/GNU_Project).</w:t>
+        <w:t xml:space="preserve">For example, standards set by the local IT department.</w:t>
       </w:r>
     </w:p>
   </w:footnote>
-  <w:footnote w:id="45">
-    <w:p>
-      <w:pPr>
-        <w:pStyle w:val="FootnoteText"/>
-      </w:pPr>
-      <w:r>
-        <w:rPr>
-          <w:rStyle w:val="FootnoteReference"/>
-        </w:rPr>
-        <w:footnoteRef/>
-      </w:r>
-      <w:r>
-        <w:t xml:space="preserve"> </w:t>
-      </w:r>
-      <w:r>
-        <w:t xml:space="preserve">For example, standards set by the local IT department.</w:t>
-      </w:r>
-    </w:p>
-  </w:footnote>
-  <w:footnote w:id="62">
+  <w:footnote w:id="61">
     <w:p>
       <w:pPr>
         <w:pStyle w:val="FootnoteText"/>
